--- a/MaterialTwin_물성수집_방법론.docx
+++ b/MaterialTwin_물성수집_방법론.docx
@@ -31,7 +31,7 @@
           <w:color w:val="606060"/>
           <w:sz w:val="18"/>
         </w:rPr>
-        <w:t>2026-08-15 · 재료 1,098종 · 물성값 27,686건 · 출처 2,350건 · 물성 정의 184종</w:t>
+        <w:t>2026-09-01 · 재료 2,654종 · 물성값 41,396건 · 출처 2,945건 · 물성 정의 264종</w:t>
       </w:r>
     </w:p>
     <w:p/>
@@ -108,7 +108,7 @@
           <w:b/>
           <w:sz w:val="19"/>
         </w:rPr>
-        <w:t>카탈로그는 재료 1098종 × 물성 정의 184종이다. 그러나 이 8만여 칸을 다 세지 않는다. 알루미나에 투습도를 요구하거나 벌크 금속에 층두께를 요구하면 없는 결함을 만들어내는 지표가 된다(실제로 그렇게 세다가 벤딩을 8%, 결로를 4%로 잘못 셌다). 대신 해석 13종이 실제로 요구하는 (재료 × 필수물성) 격자 13,848칸을 센다.</w:t>
+        <w:t>카탈로그는 재료 2654종 × 물성 정의 264종이다. 그러나 이 8만여 칸을 다 세지 않는다. 알루미나에 투습도를 요구하거나 벌크 금속에 층두께를 요구하면 없는 결함을 만들어내는 지표가 된다(실제로 그렇게 세다가 벤딩을 8%, 결로를 4%로 잘못 셌다). 대신 해석 13종이 실제로 요구하는 (재료 × 필수물성) 격자 23,127칸을 센다.</w:t>
       </w:r>
     </w:p>
     <w:tbl>
@@ -227,7 +227,7 @@
               <w:rPr>
                 <w:sz w:val="14"/>
               </w:rPr>
-              <w:t>517종</w:t>
+              <w:t>864종</w:t>
             </w:r>
           </w:p>
         </w:tc>
@@ -269,7 +269,7 @@
               <w:rPr>
                 <w:sz w:val="14"/>
               </w:rPr>
-              <w:t>1,551</w:t>
+              <w:t>2,592</w:t>
             </w:r>
           </w:p>
         </w:tc>
@@ -299,7 +299,7 @@
               <w:rPr>
                 <w:sz w:val="14"/>
               </w:rPr>
-              <w:t>517종</w:t>
+              <w:t>864종</w:t>
             </w:r>
           </w:p>
         </w:tc>
@@ -341,7 +341,7 @@
               <w:rPr>
                 <w:sz w:val="14"/>
               </w:rPr>
-              <w:t>2,585</w:t>
+              <w:t>4,320</w:t>
             </w:r>
           </w:p>
         </w:tc>
@@ -371,7 +371,7 @@
               <w:rPr>
                 <w:sz w:val="14"/>
               </w:rPr>
-              <w:t>517종</w:t>
+              <w:t>864종</w:t>
             </w:r>
           </w:p>
         </w:tc>
@@ -413,7 +413,7 @@
               <w:rPr>
                 <w:sz w:val="14"/>
               </w:rPr>
-              <w:t>1,551</w:t>
+              <w:t>2,592</w:t>
             </w:r>
           </w:p>
         </w:tc>
@@ -443,7 +443,7 @@
               <w:rPr>
                 <w:sz w:val="14"/>
               </w:rPr>
-              <w:t>517종</w:t>
+              <w:t>864종</w:t>
             </w:r>
           </w:p>
         </w:tc>
@@ -485,7 +485,7 @@
               <w:rPr>
                 <w:sz w:val="14"/>
               </w:rPr>
-              <w:t>2,068</w:t>
+              <w:t>3,456</w:t>
             </w:r>
           </w:p>
         </w:tc>
@@ -515,7 +515,7 @@
               <w:rPr>
                 <w:sz w:val="14"/>
               </w:rPr>
-              <w:t>200종</w:t>
+              <w:t>321종</w:t>
             </w:r>
           </w:p>
         </w:tc>
@@ -557,7 +557,7 @@
               <w:rPr>
                 <w:sz w:val="14"/>
               </w:rPr>
-              <w:t>800</w:t>
+              <w:t>1,284</w:t>
             </w:r>
           </w:p>
         </w:tc>
@@ -587,7 +587,7 @@
               <w:rPr>
                 <w:sz w:val="14"/>
               </w:rPr>
-              <w:t>517종</w:t>
+              <w:t>864종</w:t>
             </w:r>
           </w:p>
         </w:tc>
@@ -629,7 +629,7 @@
               <w:rPr>
                 <w:sz w:val="14"/>
               </w:rPr>
-              <w:t>2,068</w:t>
+              <w:t>3,456</w:t>
             </w:r>
           </w:p>
         </w:tc>
@@ -659,7 +659,7 @@
               <w:rPr>
                 <w:sz w:val="14"/>
               </w:rPr>
-              <w:t>356종</w:t>
+              <w:t>542종</w:t>
             </w:r>
           </w:p>
         </w:tc>
@@ -701,7 +701,7 @@
               <w:rPr>
                 <w:sz w:val="14"/>
               </w:rPr>
-              <w:t>1,424</w:t>
+              <w:t>2,168</w:t>
             </w:r>
           </w:p>
         </w:tc>
@@ -731,7 +731,7 @@
               <w:rPr>
                 <w:sz w:val="14"/>
               </w:rPr>
-              <w:t>45종</w:t>
+              <w:t>36종</w:t>
             </w:r>
           </w:p>
         </w:tc>
@@ -773,7 +773,7 @@
               <w:rPr>
                 <w:sz w:val="14"/>
               </w:rPr>
-              <w:t>90</w:t>
+              <w:t>72</w:t>
             </w:r>
           </w:p>
         </w:tc>
@@ -803,7 +803,7 @@
               <w:rPr>
                 <w:sz w:val="14"/>
               </w:rPr>
-              <w:t>200종</w:t>
+              <w:t>321종</w:t>
             </w:r>
           </w:p>
         </w:tc>
@@ -845,7 +845,7 @@
               <w:rPr>
                 <w:sz w:val="14"/>
               </w:rPr>
-              <w:t>400</w:t>
+              <w:t>642</w:t>
             </w:r>
           </w:p>
         </w:tc>
@@ -875,7 +875,7 @@
               <w:rPr>
                 <w:sz w:val="14"/>
               </w:rPr>
-              <w:t>517종</w:t>
+              <w:t>864종</w:t>
             </w:r>
           </w:p>
         </w:tc>
@@ -917,7 +917,7 @@
               <w:rPr>
                 <w:sz w:val="14"/>
               </w:rPr>
-              <w:t>517</w:t>
+              <w:t>864</w:t>
             </w:r>
           </w:p>
         </w:tc>
@@ -947,7 +947,7 @@
               <w:rPr>
                 <w:sz w:val="14"/>
               </w:rPr>
-              <w:t>248종</w:t>
+              <w:t>540종</w:t>
             </w:r>
           </w:p>
         </w:tc>
@@ -989,7 +989,7 @@
               <w:rPr>
                 <w:sz w:val="14"/>
               </w:rPr>
-              <w:t>744</w:t>
+              <w:t>1,620</w:t>
             </w:r>
           </w:p>
         </w:tc>
@@ -1019,7 +1019,7 @@
               <w:rPr>
                 <w:sz w:val="14"/>
               </w:rPr>
-              <w:t>2종</w:t>
+              <w:t>7종</w:t>
             </w:r>
           </w:p>
         </w:tc>
@@ -1061,7 +1061,7 @@
               <w:rPr>
                 <w:sz w:val="14"/>
               </w:rPr>
-              <w:t>2</w:t>
+              <w:t>7</w:t>
             </w:r>
           </w:p>
         </w:tc>
@@ -1091,7 +1091,7 @@
               <w:rPr>
                 <w:sz w:val="14"/>
               </w:rPr>
-              <w:t>48종</w:t>
+              <w:t>54종</w:t>
             </w:r>
           </w:p>
         </w:tc>
@@ -1133,7 +1133,7 @@
               <w:rPr>
                 <w:sz w:val="14"/>
               </w:rPr>
-              <w:t>48</w:t>
+              <w:t>54</w:t>
             </w:r>
           </w:p>
         </w:tc>
@@ -1291,7 +1291,7 @@
               <w:rPr>
                 <w:sz w:val="16"/>
               </w:rPr>
-              <w:t>15,352</w:t>
+              <w:t>25,414</w:t>
             </w:r>
           </w:p>
         </w:tc>
@@ -1305,7 +1305,7 @@
               <w:rPr>
                 <w:sz w:val="16"/>
               </w:rPr>
-              <w:t>55.5%</w:t>
+              <w:t>61.4%</w:t>
             </w:r>
           </w:p>
         </w:tc>
@@ -1349,7 +1349,7 @@
               <w:rPr>
                 <w:sz w:val="16"/>
               </w:rPr>
-              <w:t>1,852</w:t>
+              <w:t>3,554</w:t>
             </w:r>
           </w:p>
         </w:tc>
@@ -1363,7 +1363,7 @@
               <w:rPr>
                 <w:sz w:val="16"/>
               </w:rPr>
-              <w:t>6.7%</w:t>
+              <w:t>8.6%</w:t>
             </w:r>
           </w:p>
         </w:tc>
@@ -1407,7 +1407,7 @@
               <w:rPr>
                 <w:sz w:val="16"/>
               </w:rPr>
-              <w:t>5,983</w:t>
+              <w:t>7,932</w:t>
             </w:r>
           </w:p>
         </w:tc>
@@ -1421,7 +1421,7 @@
               <w:rPr>
                 <w:sz w:val="16"/>
               </w:rPr>
-              <w:t>21.6%</w:t>
+              <w:t>19.2%</w:t>
             </w:r>
           </w:p>
         </w:tc>
@@ -1465,7 +1465,7 @@
               <w:rPr>
                 <w:sz w:val="16"/>
               </w:rPr>
-              <w:t>4,499</w:t>
+              <w:t>4,496</w:t>
             </w:r>
           </w:p>
         </w:tc>
@@ -1479,7 +1479,7 @@
               <w:rPr>
                 <w:sz w:val="16"/>
               </w:rPr>
-              <w:t>16.3%</w:t>
+              <w:t>10.9%</w:t>
             </w:r>
           </w:p>
         </w:tc>
@@ -4045,7 +4045,7 @@
               <w:rPr>
                 <w:sz w:val="15"/>
               </w:rPr>
-              <w:t>388</w:t>
+              <w:t>1606</w:t>
             </w:r>
           </w:p>
         </w:tc>
@@ -4059,7 +4059,7 @@
               <w:rPr>
                 <w:sz w:val="15"/>
               </w:rPr>
-              <w:t>56</w:t>
+              <w:t>221</w:t>
             </w:r>
           </w:p>
         </w:tc>
@@ -4073,7 +4073,7 @@
               <w:rPr>
                 <w:sz w:val="15"/>
               </w:rPr>
-              <w:t>6.93</w:t>
+              <w:t>7.27</w:t>
             </w:r>
           </w:p>
         </w:tc>
@@ -4103,7 +4103,7 @@
               <w:rPr>
                 <w:sz w:val="15"/>
               </w:rPr>
-              <w:t>199</w:t>
+              <w:t>1130</w:t>
             </w:r>
           </w:p>
         </w:tc>
@@ -4117,7 +4117,7 @@
               <w:rPr>
                 <w:sz w:val="15"/>
               </w:rPr>
-              <w:t>61</w:t>
+              <w:t>342</w:t>
             </w:r>
           </w:p>
         </w:tc>
@@ -4131,7 +4131,7 @@
               <w:rPr>
                 <w:sz w:val="15"/>
               </w:rPr>
-              <w:t>3.26</w:t>
+              <w:t>3.30</w:t>
             </w:r>
           </w:p>
         </w:tc>
@@ -4161,7 +4161,7 @@
               <w:rPr>
                 <w:sz w:val="15"/>
               </w:rPr>
-              <w:t>159</w:t>
+              <w:t>976</w:t>
             </w:r>
           </w:p>
         </w:tc>
@@ -4175,7 +4175,7 @@
               <w:rPr>
                 <w:sz w:val="15"/>
               </w:rPr>
-              <w:t>62</w:t>
+              <w:t>371</w:t>
             </w:r>
           </w:p>
         </w:tc>
@@ -4189,7 +4189,7 @@
               <w:rPr>
                 <w:sz w:val="15"/>
               </w:rPr>
-              <w:t>2.56</w:t>
+              <w:t>2.63</w:t>
             </w:r>
           </w:p>
         </w:tc>
@@ -4205,7 +4205,7 @@
               <w:rPr>
                 <w:sz w:val="15"/>
               </w:rPr>
-              <w:t>열전도율</w:t>
+              <w:t>영률</w:t>
             </w:r>
           </w:p>
         </w:tc>
@@ -4219,7 +4219,7 @@
               <w:rPr>
                 <w:sz w:val="15"/>
               </w:rPr>
-              <w:t>156</w:t>
+              <w:t>881</w:t>
             </w:r>
           </w:p>
         </w:tc>
@@ -4233,7 +4233,7 @@
               <w:rPr>
                 <w:sz w:val="15"/>
               </w:rPr>
-              <w:t>62</w:t>
+              <w:t>216</w:t>
             </w:r>
           </w:p>
         </w:tc>
@@ -4247,7 +4247,7 @@
               <w:rPr>
                 <w:sz w:val="15"/>
               </w:rPr>
-              <w:t>2.52</w:t>
+              <w:t>4.08</w:t>
             </w:r>
           </w:p>
         </w:tc>
@@ -4263,7 +4263,7 @@
               <w:rPr>
                 <w:sz w:val="15"/>
               </w:rPr>
-              <w:t>영률</w:t>
+              <w:t>열전도율</w:t>
             </w:r>
           </w:p>
         </w:tc>
@@ -4277,7 +4277,7 @@
               <w:rPr>
                 <w:sz w:val="15"/>
               </w:rPr>
-              <w:t>131</w:t>
+              <w:t>689</w:t>
             </w:r>
           </w:p>
         </w:tc>
@@ -4291,7 +4291,7 @@
               <w:rPr>
                 <w:sz w:val="15"/>
               </w:rPr>
-              <w:t>34</w:t>
+              <w:t>272</w:t>
             </w:r>
           </w:p>
         </w:tc>
@@ -4305,7 +4305,7 @@
               <w:rPr>
                 <w:sz w:val="15"/>
               </w:rPr>
-              <w:t>3.85</w:t>
+              <w:t>2.53</w:t>
             </w:r>
           </w:p>
         </w:tc>
@@ -4335,7 +4335,7 @@
               <w:rPr>
                 <w:sz w:val="15"/>
               </w:rPr>
-              <w:t>70</w:t>
+              <w:t>438</w:t>
             </w:r>
           </w:p>
         </w:tc>
@@ -4349,7 +4349,7 @@
               <w:rPr>
                 <w:sz w:val="15"/>
               </w:rPr>
-              <w:t>70</w:t>
+              <w:t>438</w:t>
             </w:r>
           </w:p>
         </w:tc>
@@ -4379,7 +4379,7 @@
               <w:rPr>
                 <w:sz w:val="15"/>
               </w:rPr>
-              <w:t>소성 (항복 OR 인장+연신)</w:t>
+              <w:t>젖음 (접촉각 · 표면에너지)</w:t>
             </w:r>
           </w:p>
         </w:tc>
@@ -4393,7 +4393,7 @@
               <w:rPr>
                 <w:sz w:val="15"/>
               </w:rPr>
-              <w:t>69</w:t>
+              <w:t>429</w:t>
             </w:r>
           </w:p>
         </w:tc>
@@ -4407,7 +4407,7 @@
               <w:rPr>
                 <w:sz w:val="15"/>
               </w:rPr>
-              <w:t>69</w:t>
+              <w:t>429</w:t>
             </w:r>
           </w:p>
         </w:tc>
@@ -4437,7 +4437,7 @@
               <w:rPr>
                 <w:sz w:val="15"/>
               </w:rPr>
-              <w:t>젖음 (접촉각 · 표면에너지)</w:t>
+              <w:t>피로계수 (Basquin · Coffin-Manson · Darveaux · Morrow)</w:t>
             </w:r>
           </w:p>
         </w:tc>
@@ -4451,7 +4451,7 @@
               <w:rPr>
                 <w:sz w:val="15"/>
               </w:rPr>
-              <w:t>68</w:t>
+              <w:t>317</w:t>
             </w:r>
           </w:p>
         </w:tc>
@@ -4465,7 +4465,7 @@
               <w:rPr>
                 <w:sz w:val="15"/>
               </w:rPr>
-              <w:t>68</w:t>
+              <w:t>317</w:t>
             </w:r>
           </w:p>
         </w:tc>
@@ -4495,7 +4495,7 @@
               <w:rPr>
                 <w:sz w:val="15"/>
               </w:rPr>
-              <w:t>선팽창계수(CTE)</w:t>
+              <w:t>소성 (항복 OR 인장+연신)</w:t>
             </w:r>
           </w:p>
         </w:tc>
@@ -4509,7 +4509,7 @@
               <w:rPr>
                 <w:sz w:val="15"/>
               </w:rPr>
-              <w:t>56</w:t>
+              <w:t>292</w:t>
             </w:r>
           </w:p>
         </w:tc>
@@ -4523,7 +4523,7 @@
               <w:rPr>
                 <w:sz w:val="15"/>
               </w:rPr>
-              <w:t>56</w:t>
+              <w:t>292</w:t>
             </w:r>
           </w:p>
         </w:tc>
@@ -4553,7 +4553,7 @@
               <w:rPr>
                 <w:sz w:val="15"/>
               </w:rPr>
-              <w:t>피로계수 (Basquin · Coffin-Manson · Darveaux · Morrow)</w:t>
+              <w:t>전기 (유전율 · 체적저항률 · 손실계수)</w:t>
             </w:r>
           </w:p>
         </w:tc>
@@ -4567,7 +4567,7 @@
               <w:rPr>
                 <w:sz w:val="15"/>
               </w:rPr>
-              <w:t>55</w:t>
+              <w:t>243</w:t>
             </w:r>
           </w:p>
         </w:tc>
@@ -4581,7 +4581,7 @@
               <w:rPr>
                 <w:sz w:val="15"/>
               </w:rPr>
-              <w:t>55</w:t>
+              <w:t>243</w:t>
             </w:r>
           </w:p>
         </w:tc>
@@ -4611,7 +4611,7 @@
               <w:rPr>
                 <w:sz w:val="15"/>
               </w:rPr>
-              <w:t>전기 (유전율 · 체적저항률 · 손실계수)</w:t>
+              <w:t>선팽창계수(CTE)</w:t>
             </w:r>
           </w:p>
         </w:tc>
@@ -4625,7 +4625,7 @@
               <w:rPr>
                 <w:sz w:val="15"/>
               </w:rPr>
-              <w:t>50</w:t>
+              <w:t>188</w:t>
             </w:r>
           </w:p>
         </w:tc>
@@ -4639,7 +4639,7 @@
               <w:rPr>
                 <w:sz w:val="15"/>
               </w:rPr>
-              <w:t>50</w:t>
+              <w:t>188</w:t>
             </w:r>
           </w:p>
         </w:tc>
@@ -4669,7 +4669,7 @@
               <w:rPr>
                 <w:sz w:val="15"/>
               </w:rPr>
-              <w:t>투습 (WVTR · 투습계수 · 확산 · 흡습)</w:t>
+              <w:t>점탄성 Prony 세트</w:t>
             </w:r>
           </w:p>
         </w:tc>
@@ -4683,7 +4683,7 @@
               <w:rPr>
                 <w:sz w:val="15"/>
               </w:rPr>
-              <w:t>28</w:t>
+              <w:t>152</w:t>
             </w:r>
           </w:p>
         </w:tc>
@@ -4697,7 +4697,7 @@
               <w:rPr>
                 <w:sz w:val="15"/>
               </w:rPr>
-              <w:t>28</w:t>
+              <w:t>152</w:t>
             </w:r>
           </w:p>
         </w:tc>
@@ -4727,7 +4727,7 @@
               <w:rPr>
                 <w:sz w:val="15"/>
               </w:rPr>
-              <w:t>점탄성 Prony 세트</w:t>
+              <w:t>투습 (WVTR · 투습계수 · 확산 · 흡습)</w:t>
             </w:r>
           </w:p>
         </w:tc>
@@ -4741,7 +4741,7 @@
               <w:rPr>
                 <w:sz w:val="15"/>
               </w:rPr>
-              <w:t>23</w:t>
+              <w:t>141</w:t>
             </w:r>
           </w:p>
         </w:tc>
@@ -4755,7 +4755,7 @@
               <w:rPr>
                 <w:sz w:val="15"/>
               </w:rPr>
-              <w:t>23</w:t>
+              <w:t>141</w:t>
             </w:r>
           </w:p>
         </w:tc>
@@ -4799,7 +4799,7 @@
               <w:rPr>
                 <w:sz w:val="15"/>
               </w:rPr>
-              <w:t>15</w:t>
+              <w:t>63</w:t>
             </w:r>
           </w:p>
         </w:tc>
@@ -4813,7 +4813,7 @@
               <w:rPr>
                 <w:sz w:val="15"/>
               </w:rPr>
-              <w:t>15</w:t>
+              <w:t>63</w:t>
             </w:r>
           </w:p>
         </w:tc>
@@ -4843,7 +4843,7 @@
               <w:rPr>
                 <w:sz w:val="15"/>
               </w:rPr>
-              <w:t>초탄성 계수</w:t>
+              <w:t>산소 (O₂ 투과계수 · 용해도)</w:t>
             </w:r>
           </w:p>
         </w:tc>
@@ -4857,7 +4857,7 @@
               <w:rPr>
                 <w:sz w:val="15"/>
               </w:rPr>
-              <w:t>1</w:t>
+              <w:t>13</w:t>
             </w:r>
           </w:p>
         </w:tc>
@@ -4871,7 +4871,7 @@
               <w:rPr>
                 <w:sz w:val="15"/>
               </w:rPr>
-              <w:t>1</w:t>
+              <w:t>13</w:t>
             </w:r>
           </w:p>
         </w:tc>
@@ -4901,7 +4901,7 @@
               <w:rPr>
                 <w:sz w:val="15"/>
               </w:rPr>
-              <w:t>산소 (O₂ 투과계수 · 용해도)</w:t>
+              <w:t>excited_state_lifetime | stern_volmer_consta</w:t>
             </w:r>
           </w:p>
         </w:tc>
@@ -4915,7 +4915,7 @@
               <w:rPr>
                 <w:sz w:val="15"/>
               </w:rPr>
-              <w:t>1</w:t>
+              <w:t>5</w:t>
             </w:r>
           </w:p>
         </w:tc>
@@ -4929,7 +4929,65 @@
               <w:rPr>
                 <w:sz w:val="15"/>
               </w:rPr>
-              <w:t>1</w:t>
+              <w:t>5</w:t>
+            </w:r>
+          </w:p>
+        </w:tc>
+        <w:tc>
+          <w:tcPr>
+            <w:tcW w:type="dxa" w:w="2160"/>
+          </w:tcPr>
+          <w:p>
+            <w:r/>
+            <w:r>
+              <w:rPr>
+                <w:sz w:val="15"/>
+              </w:rPr>
+              <w:t>1.00</w:t>
+            </w:r>
+          </w:p>
+        </w:tc>
+      </w:tr>
+      <w:tr>
+        <w:tc>
+          <w:tcPr>
+            <w:tcW w:type="dxa" w:w="2160"/>
+          </w:tcPr>
+          <w:p>
+            <w:r/>
+            <w:r>
+              <w:rPr>
+                <w:sz w:val="15"/>
+              </w:rPr>
+              <w:t>초탄성 계수</w:t>
+            </w:r>
+          </w:p>
+        </w:tc>
+        <w:tc>
+          <w:tcPr>
+            <w:tcW w:type="dxa" w:w="2160"/>
+          </w:tcPr>
+          <w:p>
+            <w:r/>
+            <w:r>
+              <w:rPr>
+                <w:sz w:val="15"/>
+              </w:rPr>
+              <w:t>3</w:t>
+            </w:r>
+          </w:p>
+        </w:tc>
+        <w:tc>
+          <w:tcPr>
+            <w:tcW w:type="dxa" w:w="2160"/>
+          </w:tcPr>
+          <w:p>
+            <w:r/>
+            <w:r>
+              <w:rPr>
+                <w:sz w:val="15"/>
+              </w:rPr>
+              <w:t>3</w:t>
             </w:r>
           </w:p>
         </w:tc>
@@ -4959,7 +5017,7 @@
           <w:b/>
           <w:sz w:val="19"/>
         </w:rPr>
-        <w:t>칸/재료 최고가 physical.density의 6.93인데 대상이 56종뿐이다. 8차의 밀도(6.7칸 × 134종) 같은 덩어리는 더 이상 없다. 기본 물성이 닫히면 이 척도는 스스로 수명을 다한다.</w:t>
+        <w:t>칸/재료 최고가 physical.density의 7.27인데 대상이 221종뿐이다. 8차의 밀도(6.7칸 × 134종) 같은 덩어리는 더 이상 없다. 기본 물성이 닫히면 이 척도는 스스로 수명을 다한다.</w:t>
       </w:r>
     </w:p>
     <w:p>
@@ -5050,7 +5108,7 @@
               <w:rPr>
                 <w:sz w:val="16"/>
               </w:rPr>
-              <w:t>35종</w:t>
+              <w:t>17종</w:t>
             </w:r>
           </w:p>
         </w:tc>
@@ -5080,7 +5138,7 @@
               <w:rPr>
                 <w:sz w:val="16"/>
               </w:rPr>
-              <w:t>5종</w:t>
+              <w:t>1종</w:t>
             </w:r>
           </w:p>
         </w:tc>
@@ -5110,7 +5168,7 @@
               <w:rPr>
                 <w:sz w:val="16"/>
               </w:rPr>
-              <w:t>1종</w:t>
+              <w:t>10종</w:t>
             </w:r>
           </w:p>
         </w:tc>
@@ -5126,7 +5184,7 @@
               <w:rPr>
                 <w:sz w:val="16"/>
               </w:rPr>
-              <w:t>6칸</w:t>
+              <w:t>4칸</w:t>
             </w:r>
           </w:p>
         </w:tc>
@@ -5140,7 +5198,7 @@
               <w:rPr>
                 <w:sz w:val="16"/>
               </w:rPr>
-              <w:t>2종</w:t>
+              <w:t>15종</w:t>
             </w:r>
           </w:p>
         </w:tc>
@@ -5156,7 +5214,7 @@
               <w:rPr>
                 <w:sz w:val="16"/>
               </w:rPr>
-              <w:t>7칸</w:t>
+              <w:t>5칸</w:t>
             </w:r>
           </w:p>
         </w:tc>
@@ -5170,7 +5228,7 @@
               <w:rPr>
                 <w:sz w:val="16"/>
               </w:rPr>
-              <w:t>2종</w:t>
+              <w:t>6종</w:t>
             </w:r>
           </w:p>
         </w:tc>
@@ -5186,7 +5244,7 @@
               <w:rPr>
                 <w:sz w:val="16"/>
               </w:rPr>
-              <w:t>8칸</w:t>
+              <w:t>6칸</w:t>
             </w:r>
           </w:p>
         </w:tc>
@@ -5200,7 +5258,7 @@
               <w:rPr>
                 <w:sz w:val="16"/>
               </w:rPr>
-              <w:t>1종</w:t>
+              <w:t>3종</w:t>
             </w:r>
           </w:p>
         </w:tc>
@@ -5216,7 +5274,7 @@
               <w:rPr>
                 <w:sz w:val="16"/>
               </w:rPr>
-              <w:t>10칸</w:t>
+              <w:t>7칸</w:t>
             </w:r>
           </w:p>
         </w:tc>
@@ -5230,7 +5288,7 @@
               <w:rPr>
                 <w:sz w:val="16"/>
               </w:rPr>
-              <w:t>2종</w:t>
+              <w:t>21종</w:t>
             </w:r>
           </w:p>
         </w:tc>
@@ -5246,7 +5304,7 @@
               <w:rPr>
                 <w:sz w:val="16"/>
               </w:rPr>
-              <w:t>12칸</w:t>
+              <w:t>8칸</w:t>
             </w:r>
           </w:p>
         </w:tc>
@@ -5260,7 +5318,7 @@
               <w:rPr>
                 <w:sz w:val="16"/>
               </w:rPr>
-              <w:t>1종</w:t>
+              <w:t>54종</w:t>
             </w:r>
           </w:p>
         </w:tc>
@@ -5276,7 +5334,7 @@
               <w:rPr>
                 <w:sz w:val="16"/>
               </w:rPr>
-              <w:t>13칸</w:t>
+              <w:t>9칸</w:t>
             </w:r>
           </w:p>
         </w:tc>
@@ -5290,7 +5348,7 @@
               <w:rPr>
                 <w:sz w:val="16"/>
               </w:rPr>
-              <w:t>1종</w:t>
+              <w:t>15종</w:t>
             </w:r>
           </w:p>
         </w:tc>
@@ -5306,7 +5364,7 @@
               <w:rPr>
                 <w:sz w:val="16"/>
               </w:rPr>
-              <w:t>14칸</w:t>
+              <w:t>10칸</w:t>
             </w:r>
           </w:p>
         </w:tc>
@@ -5320,7 +5378,7 @@
               <w:rPr>
                 <w:sz w:val="16"/>
               </w:rPr>
-              <w:t>1종</w:t>
+              <w:t>9종</w:t>
             </w:r>
           </w:p>
         </w:tc>
@@ -5336,7 +5394,7 @@
               <w:rPr>
                 <w:sz w:val="16"/>
               </w:rPr>
-              <w:t>15칸</w:t>
+              <w:t>11칸</w:t>
             </w:r>
           </w:p>
         </w:tc>
@@ -5350,7 +5408,7 @@
               <w:rPr>
                 <w:sz w:val="16"/>
               </w:rPr>
-              <w:t>3종</w:t>
+              <w:t>19종</w:t>
             </w:r>
           </w:p>
         </w:tc>
@@ -5366,7 +5424,7 @@
               <w:rPr>
                 <w:sz w:val="16"/>
               </w:rPr>
-              <w:t>16칸</w:t>
+              <w:t>12칸</w:t>
             </w:r>
           </w:p>
         </w:tc>
@@ -5380,7 +5438,7 @@
               <w:rPr>
                 <w:sz w:val="16"/>
               </w:rPr>
-              <w:t>4종</w:t>
+              <w:t>14종</w:t>
             </w:r>
           </w:p>
         </w:tc>
@@ -5396,7 +5454,7 @@
               <w:rPr>
                 <w:sz w:val="16"/>
               </w:rPr>
-              <w:t>17칸</w:t>
+              <w:t>13칸</w:t>
             </w:r>
           </w:p>
         </w:tc>
@@ -5410,7 +5468,7 @@
               <w:rPr>
                 <w:sz w:val="16"/>
               </w:rPr>
-              <w:t>4종</w:t>
+              <w:t>11종</w:t>
             </w:r>
           </w:p>
         </w:tc>
@@ -5426,7 +5484,7 @@
               <w:rPr>
                 <w:sz w:val="16"/>
               </w:rPr>
-              <w:t>18칸</w:t>
+              <w:t>14칸</w:t>
             </w:r>
           </w:p>
         </w:tc>
@@ -5440,7 +5498,7 @@
               <w:rPr>
                 <w:sz w:val="16"/>
               </w:rPr>
-              <w:t>4종</w:t>
+              <w:t>8종</w:t>
             </w:r>
           </w:p>
         </w:tc>
@@ -5456,7 +5514,7 @@
               <w:rPr>
                 <w:sz w:val="16"/>
               </w:rPr>
-              <w:t>19칸</w:t>
+              <w:t>15칸</w:t>
             </w:r>
           </w:p>
         </w:tc>
@@ -5470,7 +5528,7 @@
               <w:rPr>
                 <w:sz w:val="16"/>
               </w:rPr>
-              <w:t>1종</w:t>
+              <w:t>14종</w:t>
             </w:r>
           </w:p>
         </w:tc>
@@ -5486,7 +5544,7 @@
               <w:rPr>
                 <w:sz w:val="16"/>
               </w:rPr>
-              <w:t>20칸</w:t>
+              <w:t>16칸</w:t>
             </w:r>
           </w:p>
         </w:tc>
@@ -5500,7 +5558,7 @@
               <w:rPr>
                 <w:sz w:val="16"/>
               </w:rPr>
-              <w:t>1종</w:t>
+              <w:t>9종</w:t>
             </w:r>
           </w:p>
         </w:tc>
@@ -5516,7 +5574,7 @@
               <w:rPr>
                 <w:sz w:val="16"/>
               </w:rPr>
-              <w:t>21칸</w:t>
+              <w:t>17칸</w:t>
             </w:r>
           </w:p>
         </w:tc>
@@ -5530,7 +5588,7 @@
               <w:rPr>
                 <w:sz w:val="16"/>
               </w:rPr>
-              <w:t>7종</w:t>
+              <w:t>28종</w:t>
             </w:r>
           </w:p>
         </w:tc>
@@ -5546,7 +5604,7 @@
               <w:rPr>
                 <w:sz w:val="16"/>
               </w:rPr>
-              <w:t>22칸</w:t>
+              <w:t>18칸</w:t>
             </w:r>
           </w:p>
         </w:tc>
@@ -5560,7 +5618,7 @@
               <w:rPr>
                 <w:sz w:val="16"/>
               </w:rPr>
-              <w:t>9종</w:t>
+              <w:t>6종</w:t>
             </w:r>
           </w:p>
         </w:tc>
@@ -5576,7 +5634,7 @@
               <w:rPr>
                 <w:sz w:val="16"/>
               </w:rPr>
-              <w:t>23칸</w:t>
+              <w:t>19칸</w:t>
             </w:r>
           </w:p>
         </w:tc>
@@ -5590,7 +5648,7 @@
               <w:rPr>
                 <w:sz w:val="16"/>
               </w:rPr>
-              <w:t>8종</w:t>
+              <w:t>4종</w:t>
             </w:r>
           </w:p>
         </w:tc>
@@ -5606,7 +5664,7 @@
               <w:rPr>
                 <w:sz w:val="16"/>
               </w:rPr>
-              <w:t>24칸</w:t>
+              <w:t>20칸</w:t>
             </w:r>
           </w:p>
         </w:tc>
@@ -5620,7 +5678,7 @@
               <w:rPr>
                 <w:sz w:val="16"/>
               </w:rPr>
-              <w:t>5종</w:t>
+              <w:t>25종</w:t>
             </w:r>
           </w:p>
         </w:tc>
@@ -5636,7 +5694,7 @@
               <w:rPr>
                 <w:sz w:val="16"/>
               </w:rPr>
-              <w:t>25칸</w:t>
+              <w:t>21칸</w:t>
             </w:r>
           </w:p>
         </w:tc>
@@ -5650,7 +5708,7 @@
               <w:rPr>
                 <w:sz w:val="16"/>
               </w:rPr>
-              <w:t>5종</w:t>
+              <w:t>17종</w:t>
             </w:r>
           </w:p>
         </w:tc>
@@ -5666,7 +5724,7 @@
               <w:rPr>
                 <w:sz w:val="16"/>
               </w:rPr>
-              <w:t>26칸</w:t>
+              <w:t>22칸</w:t>
             </w:r>
           </w:p>
         </w:tc>
@@ -5680,7 +5738,7 @@
               <w:rPr>
                 <w:sz w:val="16"/>
               </w:rPr>
-              <w:t>1종</w:t>
+              <w:t>40종</w:t>
             </w:r>
           </w:p>
         </w:tc>
@@ -5696,7 +5754,7 @@
               <w:rPr>
                 <w:sz w:val="16"/>
               </w:rPr>
-              <w:t>27칸</w:t>
+              <w:t>23칸</w:t>
             </w:r>
           </w:p>
         </w:tc>
@@ -5710,7 +5768,7 @@
               <w:rPr>
                 <w:sz w:val="16"/>
               </w:rPr>
-              <w:t>1종</w:t>
+              <w:t>27종</w:t>
             </w:r>
           </w:p>
         </w:tc>
@@ -5726,7 +5784,7 @@
               <w:rPr>
                 <w:sz w:val="16"/>
               </w:rPr>
-              <w:t>28칸</w:t>
+              <w:t>24칸</w:t>
             </w:r>
           </w:p>
         </w:tc>
@@ -5740,7 +5798,7 @@
               <w:rPr>
                 <w:sz w:val="16"/>
               </w:rPr>
-              <w:t>1종</w:t>
+              <w:t>16종</w:t>
             </w:r>
           </w:p>
         </w:tc>
@@ -5756,7 +5814,7 @@
               <w:rPr>
                 <w:sz w:val="16"/>
               </w:rPr>
-              <w:t>30칸</w:t>
+              <w:t>25칸</w:t>
             </w:r>
           </w:p>
         </w:tc>
@@ -5786,7 +5844,7 @@
               <w:rPr>
                 <w:sz w:val="16"/>
               </w:rPr>
-              <w:t>31칸</w:t>
+              <w:t>26칸</w:t>
             </w:r>
           </w:p>
         </w:tc>
@@ -5800,7 +5858,7 @@
               <w:rPr>
                 <w:sz w:val="16"/>
               </w:rPr>
-              <w:t>2종</w:t>
+              <w:t>21종</w:t>
             </w:r>
           </w:p>
         </w:tc>
@@ -5816,7 +5874,7 @@
               <w:rPr>
                 <w:sz w:val="16"/>
               </w:rPr>
-              <w:t>33칸</w:t>
+              <w:t>27칸</w:t>
             </w:r>
           </w:p>
         </w:tc>
@@ -5830,7 +5888,7 @@
               <w:rPr>
                 <w:sz w:val="16"/>
               </w:rPr>
-              <w:t>1종</w:t>
+              <w:t>8종</w:t>
             </w:r>
           </w:p>
         </w:tc>
@@ -5846,6 +5904,156 @@
               <w:rPr>
                 <w:sz w:val="16"/>
               </w:rPr>
+              <w:t>28칸</w:t>
+            </w:r>
+          </w:p>
+        </w:tc>
+        <w:tc>
+          <w:tcPr>
+            <w:tcW w:type="dxa" w:w="4320"/>
+          </w:tcPr>
+          <w:p>
+            <w:r/>
+            <w:r>
+              <w:rPr>
+                <w:sz w:val="16"/>
+              </w:rPr>
+              <w:t>5종</w:t>
+            </w:r>
+          </w:p>
+        </w:tc>
+      </w:tr>
+      <w:tr>
+        <w:tc>
+          <w:tcPr>
+            <w:tcW w:type="dxa" w:w="4320"/>
+          </w:tcPr>
+          <w:p>
+            <w:r/>
+            <w:r>
+              <w:rPr>
+                <w:sz w:val="16"/>
+              </w:rPr>
+              <w:t>29칸</w:t>
+            </w:r>
+          </w:p>
+        </w:tc>
+        <w:tc>
+          <w:tcPr>
+            <w:tcW w:type="dxa" w:w="4320"/>
+          </w:tcPr>
+          <w:p>
+            <w:r/>
+            <w:r>
+              <w:rPr>
+                <w:sz w:val="16"/>
+              </w:rPr>
+              <w:t>9종</w:t>
+            </w:r>
+          </w:p>
+        </w:tc>
+      </w:tr>
+      <w:tr>
+        <w:tc>
+          <w:tcPr>
+            <w:tcW w:type="dxa" w:w="4320"/>
+          </w:tcPr>
+          <w:p>
+            <w:r/>
+            <w:r>
+              <w:rPr>
+                <w:sz w:val="16"/>
+              </w:rPr>
+              <w:t>30칸</w:t>
+            </w:r>
+          </w:p>
+        </w:tc>
+        <w:tc>
+          <w:tcPr>
+            <w:tcW w:type="dxa" w:w="4320"/>
+          </w:tcPr>
+          <w:p>
+            <w:r/>
+            <w:r>
+              <w:rPr>
+                <w:sz w:val="16"/>
+              </w:rPr>
+              <w:t>17종</w:t>
+            </w:r>
+          </w:p>
+        </w:tc>
+      </w:tr>
+      <w:tr>
+        <w:tc>
+          <w:tcPr>
+            <w:tcW w:type="dxa" w:w="4320"/>
+          </w:tcPr>
+          <w:p>
+            <w:r/>
+            <w:r>
+              <w:rPr>
+                <w:sz w:val="16"/>
+              </w:rPr>
+              <w:t>31칸</w:t>
+            </w:r>
+          </w:p>
+        </w:tc>
+        <w:tc>
+          <w:tcPr>
+            <w:tcW w:type="dxa" w:w="4320"/>
+          </w:tcPr>
+          <w:p>
+            <w:r/>
+            <w:r>
+              <w:rPr>
+                <w:sz w:val="16"/>
+              </w:rPr>
+              <w:t>11종</w:t>
+            </w:r>
+          </w:p>
+        </w:tc>
+      </w:tr>
+      <w:tr>
+        <w:tc>
+          <w:tcPr>
+            <w:tcW w:type="dxa" w:w="4320"/>
+          </w:tcPr>
+          <w:p>
+            <w:r/>
+            <w:r>
+              <w:rPr>
+                <w:sz w:val="16"/>
+              </w:rPr>
+              <w:t>32칸</w:t>
+            </w:r>
+          </w:p>
+        </w:tc>
+        <w:tc>
+          <w:tcPr>
+            <w:tcW w:type="dxa" w:w="4320"/>
+          </w:tcPr>
+          <w:p>
+            <w:r/>
+            <w:r>
+              <w:rPr>
+                <w:sz w:val="16"/>
+              </w:rPr>
+              <w:t>4종</w:t>
+            </w:r>
+          </w:p>
+        </w:tc>
+      </w:tr>
+      <w:tr>
+        <w:tc>
+          <w:tcPr>
+            <w:tcW w:type="dxa" w:w="4320"/>
+          </w:tcPr>
+          <w:p>
+            <w:r/>
+            <w:r>
+              <w:rPr>
+                <w:sz w:val="16"/>
+              </w:rPr>
               <w:t>빈칸 있는 재료 합계</w:t>
             </w:r>
           </w:p>
@@ -5860,7 +6068,7 @@
               <w:rPr>
                 <w:sz w:val="16"/>
               </w:rPr>
-              <w:t>111종 / 1098종</w:t>
+              <w:t>467종 / 2654종</w:t>
             </w:r>
           </w:p>
         </w:tc>
@@ -5983,7 +6191,7 @@
               <w:rPr>
                 <w:sz w:val="16"/>
               </w:rPr>
-              <w:t>89종</w:t>
+              <w:t>453종</w:t>
             </w:r>
           </w:p>
         </w:tc>
@@ -5997,7 +6205,7 @@
               <w:rPr>
                 <w:sz w:val="16"/>
               </w:rPr>
-              <w:t>19종</w:t>
+              <w:t>45종</w:t>
             </w:r>
           </w:p>
         </w:tc>
@@ -6011,7 +6219,7 @@
               <w:rPr>
                 <w:sz w:val="16"/>
               </w:rPr>
-              <w:t>6종</w:t>
+              <w:t>107종</w:t>
             </w:r>
           </w:p>
         </w:tc>
@@ -6025,7 +6233,7 @@
               <w:rPr>
                 <w:sz w:val="16"/>
               </w:rPr>
-              <w:t>64종</w:t>
+              <w:t>301종</w:t>
             </w:r>
           </w:p>
         </w:tc>
@@ -6041,7 +6249,7 @@
               <w:rPr>
                 <w:sz w:val="16"/>
               </w:rPr>
-              <w:t>피로·수명</w:t>
+              <w:t>결로(표면)</w:t>
             </w:r>
           </w:p>
         </w:tc>
@@ -6055,7 +6263,7 @@
               <w:rPr>
                 <w:sz w:val="16"/>
               </w:rPr>
-              <w:t>70종</w:t>
+              <w:t>440종</w:t>
             </w:r>
           </w:p>
         </w:tc>
@@ -6069,7 +6277,7 @@
               <w:rPr>
                 <w:sz w:val="16"/>
               </w:rPr>
-              <w:t>31종</w:t>
+              <w:t>59종</w:t>
             </w:r>
           </w:p>
         </w:tc>
@@ -6083,7 +6291,7 @@
               <w:rPr>
                 <w:sz w:val="16"/>
               </w:rPr>
-              <w:t>28종</w:t>
+              <w:t>82종</w:t>
             </w:r>
           </w:p>
         </w:tc>
@@ -6097,7 +6305,7 @@
               <w:rPr>
                 <w:sz w:val="16"/>
               </w:rPr>
-              <w:t>11종</w:t>
+              <w:t>299종</w:t>
             </w:r>
           </w:p>
         </w:tc>
@@ -6113,7 +6321,7 @@
               <w:rPr>
                 <w:sz w:val="16"/>
               </w:rPr>
-              <w:t>열응력·워피지</w:t>
+              <w:t>열전달·방열</w:t>
             </w:r>
           </w:p>
         </w:tc>
@@ -6127,7 +6335,7 @@
               <w:rPr>
                 <w:sz w:val="16"/>
               </w:rPr>
-              <w:t>69종</w:t>
+              <w:t>387종</w:t>
             </w:r>
           </w:p>
         </w:tc>
@@ -6141,7 +6349,7 @@
               <w:rPr>
                 <w:sz w:val="16"/>
               </w:rPr>
-              <w:t>6종</w:t>
+              <w:t>86종</w:t>
             </w:r>
           </w:p>
         </w:tc>
@@ -6155,7 +6363,7 @@
               <w:rPr>
                 <w:sz w:val="16"/>
               </w:rPr>
-              <w:t>12종</w:t>
+              <w:t>125종</w:t>
             </w:r>
           </w:p>
         </w:tc>
@@ -6169,7 +6377,7 @@
               <w:rPr>
                 <w:sz w:val="16"/>
               </w:rPr>
-              <w:t>51종</w:t>
+              <w:t>176종</w:t>
             </w:r>
           </w:p>
         </w:tc>
@@ -6185,7 +6393,7 @@
               <w:rPr>
                 <w:sz w:val="16"/>
               </w:rPr>
-              <w:t>결로(표면)</w:t>
+              <w:t>열응력·워피지</w:t>
             </w:r>
           </w:p>
         </w:tc>
@@ -6199,7 +6407,7 @@
               <w:rPr>
                 <w:sz w:val="16"/>
               </w:rPr>
-              <w:t>69종</w:t>
+              <w:t>373종</w:t>
             </w:r>
           </w:p>
         </w:tc>
@@ -6213,7 +6421,7 @@
               <w:rPr>
                 <w:sz w:val="16"/>
               </w:rPr>
-              <w:t>3종</w:t>
+              <w:t>81종</w:t>
             </w:r>
           </w:p>
         </w:tc>
@@ -6227,7 +6435,7 @@
               <w:rPr>
                 <w:sz w:val="16"/>
               </w:rPr>
-              <w:t>6종</w:t>
+              <w:t>93종</w:t>
             </w:r>
           </w:p>
         </w:tc>
@@ -6241,7 +6449,7 @@
               <w:rPr>
                 <w:sz w:val="16"/>
               </w:rPr>
-              <w:t>60종</w:t>
+              <w:t>199종</w:t>
             </w:r>
           </w:p>
         </w:tc>
@@ -6257,7 +6465,7 @@
               <w:rPr>
                 <w:sz w:val="16"/>
               </w:rPr>
-              <w:t>열전달·방열</w:t>
+              <w:t>구조·강성</w:t>
             </w:r>
           </w:p>
         </w:tc>
@@ -6271,7 +6479,7 @@
               <w:rPr>
                 <w:sz w:val="16"/>
               </w:rPr>
-              <w:t>66종</w:t>
+              <w:t>358종</w:t>
             </w:r>
           </w:p>
         </w:tc>
@@ -6285,7 +6493,7 @@
               <w:rPr>
                 <w:sz w:val="16"/>
               </w:rPr>
-              <w:t>5종</w:t>
+              <w:t>87종</w:t>
             </w:r>
           </w:p>
         </w:tc>
@@ -6299,7 +6507,7 @@
               <w:rPr>
                 <w:sz w:val="16"/>
               </w:rPr>
-              <w:t>8종</w:t>
+              <w:t>121종</w:t>
             </w:r>
           </w:p>
         </w:tc>
@@ -6313,7 +6521,7 @@
               <w:rPr>
                 <w:sz w:val="16"/>
               </w:rPr>
-              <w:t>53종</w:t>
+              <w:t>150종</w:t>
             </w:r>
           </w:p>
         </w:tc>
@@ -6329,7 +6537,7 @@
               <w:rPr>
                 <w:sz w:val="16"/>
               </w:rPr>
-              <w:t>구조·강성</w:t>
+              <w:t>피로·수명</w:t>
             </w:r>
           </w:p>
         </w:tc>
@@ -6343,7 +6551,7 @@
               <w:rPr>
                 <w:sz w:val="16"/>
               </w:rPr>
-              <w:t>65종</w:t>
+              <w:t>336종</w:t>
             </w:r>
           </w:p>
         </w:tc>
@@ -6357,7 +6565,7 @@
               <w:rPr>
                 <w:sz w:val="16"/>
               </w:rPr>
-              <w:t>5종</w:t>
+              <w:t>133종</w:t>
             </w:r>
           </w:p>
         </w:tc>
@@ -6371,7 +6579,7 @@
               <w:rPr>
                 <w:sz w:val="16"/>
               </w:rPr>
-              <w:t>34종</w:t>
+              <w:t>96종</w:t>
             </w:r>
           </w:p>
         </w:tc>
@@ -6385,7 +6593,7 @@
               <w:rPr>
                 <w:sz w:val="16"/>
               </w:rPr>
-              <w:t>26종</w:t>
+              <w:t>107종</w:t>
             </w:r>
           </w:p>
         </w:tc>
@@ -6401,7 +6609,7 @@
               <w:rPr>
                 <w:sz w:val="16"/>
               </w:rPr>
-              <w:t>전기·EMI</w:t>
+              <w:t>결로(투습)</w:t>
             </w:r>
           </w:p>
         </w:tc>
@@ -6415,7 +6623,7 @@
               <w:rPr>
                 <w:sz w:val="16"/>
               </w:rPr>
-              <w:t>50종</w:t>
+              <w:t>250종</w:t>
             </w:r>
           </w:p>
         </w:tc>
@@ -6429,7 +6637,7 @@
               <w:rPr>
                 <w:sz w:val="16"/>
               </w:rPr>
-              <w:t>50종</w:t>
+              <w:t>58종</w:t>
             </w:r>
           </w:p>
         </w:tc>
@@ -6443,7 +6651,7 @@
               <w:rPr>
                 <w:sz w:val="16"/>
               </w:rPr>
-              <w:t>0종</w:t>
+              <w:t>54종</w:t>
             </w:r>
           </w:p>
         </w:tc>
@@ -6457,7 +6665,7 @@
               <w:rPr>
                 <w:sz w:val="16"/>
               </w:rPr>
-              <w:t>0종</w:t>
+              <w:t>138종</w:t>
             </w:r>
           </w:p>
         </w:tc>
@@ -6473,7 +6681,7 @@
               <w:rPr>
                 <w:sz w:val="16"/>
               </w:rPr>
-              <w:t>결로(투습)</w:t>
+              <w:t>전기·EMI</w:t>
             </w:r>
           </w:p>
         </w:tc>
@@ -6487,7 +6695,7 @@
               <w:rPr>
                 <w:sz w:val="16"/>
               </w:rPr>
-              <w:t>36종</w:t>
+              <w:t>243종</w:t>
             </w:r>
           </w:p>
         </w:tc>
@@ -6501,7 +6709,7 @@
               <w:rPr>
                 <w:sz w:val="16"/>
               </w:rPr>
-              <w:t>2종</w:t>
+              <w:t>243종</w:t>
             </w:r>
           </w:p>
         </w:tc>
@@ -6515,7 +6723,7 @@
               <w:rPr>
                 <w:sz w:val="16"/>
               </w:rPr>
-              <w:t>2종</w:t>
+              <w:t>0종</w:t>
             </w:r>
           </w:p>
         </w:tc>
@@ -6529,7 +6737,7 @@
               <w:rPr>
                 <w:sz w:val="16"/>
               </w:rPr>
-              <w:t>32종</w:t>
+              <w:t>0종</w:t>
             </w:r>
           </w:p>
         </w:tc>
@@ -6559,7 +6767,7 @@
               <w:rPr>
                 <w:sz w:val="16"/>
               </w:rPr>
-              <w:t>24종</w:t>
+              <w:t>159종</w:t>
             </w:r>
           </w:p>
         </w:tc>
@@ -6573,7 +6781,7 @@
               <w:rPr>
                 <w:sz w:val="16"/>
               </w:rPr>
-              <w:t>8종</w:t>
+              <w:t>50종</w:t>
             </w:r>
           </w:p>
         </w:tc>
@@ -6587,7 +6795,7 @@
               <w:rPr>
                 <w:sz w:val="16"/>
               </w:rPr>
-              <w:t>1종</w:t>
+              <w:t>18종</w:t>
             </w:r>
           </w:p>
         </w:tc>
@@ -6601,7 +6809,7 @@
               <w:rPr>
                 <w:sz w:val="16"/>
               </w:rPr>
-              <w:t>15종</w:t>
+              <w:t>91종</w:t>
             </w:r>
           </w:p>
         </w:tc>
@@ -6631,7 +6839,7 @@
               <w:rPr>
                 <w:sz w:val="16"/>
               </w:rPr>
-              <w:t>22종</w:t>
+              <w:t>120종</w:t>
             </w:r>
           </w:p>
         </w:tc>
@@ -6645,7 +6853,7 @@
               <w:rPr>
                 <w:sz w:val="16"/>
               </w:rPr>
-              <w:t>13종</w:t>
+              <w:t>82종</w:t>
             </w:r>
           </w:p>
         </w:tc>
@@ -6659,7 +6867,7 @@
               <w:rPr>
                 <w:sz w:val="16"/>
               </w:rPr>
-              <w:t>9종</w:t>
+              <w:t>38종</w:t>
             </w:r>
           </w:p>
         </w:tc>
@@ -6689,7 +6897,7 @@
               <w:rPr>
                 <w:sz w:val="16"/>
               </w:rPr>
-              <w:t>초탄성(실링·완충)</w:t>
+              <w:t>산소확산-매트릭스</w:t>
             </w:r>
           </w:p>
         </w:tc>
@@ -6703,7 +6911,7 @@
               <w:rPr>
                 <w:sz w:val="16"/>
               </w:rPr>
-              <w:t>1종</w:t>
+              <w:t>13종</w:t>
             </w:r>
           </w:p>
         </w:tc>
@@ -6717,21 +6925,21 @@
               <w:rPr>
                 <w:sz w:val="16"/>
               </w:rPr>
+              <w:t>13종</w:t>
+            </w:r>
+          </w:p>
+        </w:tc>
+        <w:tc>
+          <w:tcPr>
+            <w:tcW w:type="dxa" w:w="1728"/>
+          </w:tcPr>
+          <w:p>
+            <w:r/>
+            <w:r>
+              <w:rPr>
+                <w:sz w:val="16"/>
+              </w:rPr>
               <w:t>0종</w:t>
-            </w:r>
-          </w:p>
-        </w:tc>
-        <w:tc>
-          <w:tcPr>
-            <w:tcW w:type="dxa" w:w="1728"/>
-          </w:tcPr>
-          <w:p>
-            <w:r/>
-            <w:r>
-              <w:rPr>
-                <w:sz w:val="16"/>
-              </w:rPr>
-              <w:t>1종</w:t>
             </w:r>
           </w:p>
         </w:tc>
@@ -6761,7 +6969,7 @@
               <w:rPr>
                 <w:sz w:val="16"/>
               </w:rPr>
-              <w:t>산소확산-매트릭스</w:t>
+              <w:t>산소소광-발광체</w:t>
             </w:r>
           </w:p>
         </w:tc>
@@ -6775,7 +6983,7 @@
               <w:rPr>
                 <w:sz w:val="16"/>
               </w:rPr>
-              <w:t>1종</w:t>
+              <w:t>5종</w:t>
             </w:r>
           </w:p>
         </w:tc>
@@ -6789,7 +6997,7 @@
               <w:rPr>
                 <w:sz w:val="16"/>
               </w:rPr>
-              <w:t>1종</w:t>
+              <w:t>5종</w:t>
             </w:r>
           </w:p>
         </w:tc>
@@ -6833,7 +7041,7 @@
               <w:rPr>
                 <w:sz w:val="16"/>
               </w:rPr>
-              <w:t>산소소광-발광체</w:t>
+              <w:t>초탄성(실링·완충)</w:t>
             </w:r>
           </w:p>
         </w:tc>
@@ -6847,7 +7055,7 @@
               <w:rPr>
                 <w:sz w:val="16"/>
               </w:rPr>
-              <w:t>0종</w:t>
+              <w:t>3종</w:t>
             </w:r>
           </w:p>
         </w:tc>
@@ -6861,7 +7069,7 @@
               <w:rPr>
                 <w:sz w:val="16"/>
               </w:rPr>
-              <w:t>0종</w:t>
+              <w:t>2종</w:t>
             </w:r>
           </w:p>
         </w:tc>
@@ -6875,7 +7083,7 @@
               <w:rPr>
                 <w:sz w:val="16"/>
               </w:rPr>
-              <w:t>0종</w:t>
+              <w:t>1종</w:t>
             </w:r>
           </w:p>
         </w:tc>
@@ -6905,7 +7113,7 @@
           <w:b/>
           <w:sz w:val="19"/>
         </w:rPr>
-        <w:t>해석 13개 중 2개는 남은 재료가 전부 “딱 한 칸” 모자란다. 그 한 칸이 무엇인지도 해석마다 하나로 정해져 있다. 물성 하나를 뚫으면 해석 하나가 통째로 100%가 되는 자리가 그만큼 열려 있다는 뜻이다.</w:t>
+        <w:t>해석 13개 중 3개는 남은 재료가 전부 “딱 한 칸” 모자란다. 그 한 칸이 무엇인지도 해석마다 하나로 정해져 있다. 물성 하나를 뚫으면 해석 하나가 통째로 100%가 되는 자리가 그만큼 열려 있다는 뜻이다.</w:t>
       </w:r>
     </w:p>
     <w:p>
@@ -6917,7 +7125,7 @@
           <w:b w:val="0"/>
           <w:sz w:val="19"/>
         </w:rPr>
-        <w:t>예외는 구조·강성(60종이 2칸 이상) · 낙하·충격(70종이 2칸 이상) · 열전달·방열(61종이 2칸 이상) · 열응력·워피지(63종이 2칸 이상) · 폴더블 벤딩(16종이 2칸 이상) · 결로(표면)(66종이 2칸 이상) · 결로(투습)(34종이 2칸 이상) · 초탄성(실링·완충)(1종이 2칸 이상) · 접착·박리(9종이 2칸 이상) · 피로·수명(39종이 2칸 이상)이다. 여기는 한 배치로 안 닫히는 다층 병목이다.</w:t>
+        <w:t>예외는 구조·강성(271종이 2칸 이상) · 낙하·충격(408종이 2칸 이상) · 열전달·방열(301종이 2칸 이상) · 열응력·워피지(292종이 2칸 이상) · 폴더블 벤딩(109종이 2칸 이상) · 결로(표면)(381종이 2칸 이상) · 결로(투습)(192종이 2칸 이상) · 초탄성(실링·완충)(1종이 2칸 이상) · 접착·박리(38종이 2칸 이상) · 피로·수명(203종이 2칸 이상)이다. 여기는 한 배치로 안 닫히는 다층 병목이다.</w:t>
       </w:r>
     </w:p>
     <w:p>
@@ -7402,7 +7610,7 @@
               <w:rPr>
                 <w:sz w:val="15"/>
               </w:rPr>
-              <w:t>517</w:t>
+              <w:t>864</w:t>
             </w:r>
           </w:p>
         </w:tc>
@@ -7416,7 +7624,7 @@
               <w:rPr>
                 <w:sz w:val="15"/>
               </w:rPr>
-              <w:t>90.3%  ███████·</w:t>
+              <w:t>69.8%  ██████··</w:t>
             </w:r>
           </w:p>
         </w:tc>
@@ -7430,7 +7638,7 @@
               <w:rPr>
                 <w:sz w:val="15"/>
               </w:rPr>
-              <w:t>59.3%</w:t>
+              <w:t>52.7%</w:t>
             </w:r>
           </w:p>
         </w:tc>
@@ -7444,7 +7652,7 @@
               <w:rPr>
                 <w:sz w:val="15"/>
               </w:rPr>
-              <w:t>87.4%</w:t>
+              <w:t>58.4%</w:t>
             </w:r>
           </w:p>
         </w:tc>
@@ -7458,7 +7666,7 @@
               <w:rPr>
                 <w:sz w:val="15"/>
               </w:rPr>
-              <w:t>87.4%</w:t>
+              <w:t>58.5%</w:t>
             </w:r>
           </w:p>
         </w:tc>
@@ -7472,7 +7680,7 @@
               <w:rPr>
                 <w:sz w:val="15"/>
               </w:rPr>
-              <w:t>34.4%</w:t>
+              <w:t>30.1%</w:t>
             </w:r>
           </w:p>
         </w:tc>
@@ -7502,7 +7710,7 @@
               <w:rPr>
                 <w:sz w:val="15"/>
               </w:rPr>
-              <w:t>517</w:t>
+              <w:t>864</w:t>
             </w:r>
           </w:p>
         </w:tc>
@@ -7516,7 +7724,7 @@
               <w:rPr>
                 <w:sz w:val="15"/>
               </w:rPr>
-              <w:t>88.7%  ███████·</w:t>
+              <w:t>63.8%  █████···</w:t>
             </w:r>
           </w:p>
         </w:tc>
@@ -7530,7 +7738,7 @@
               <w:rPr>
                 <w:sz w:val="15"/>
               </w:rPr>
-              <w:t>50.4%</w:t>
+              <w:t>42.0%</w:t>
             </w:r>
           </w:p>
         </w:tc>
@@ -7544,7 +7752,7 @@
               <w:rPr>
                 <w:sz w:val="15"/>
               </w:rPr>
-              <w:t>82.6%</w:t>
+              <w:t>45.9%</w:t>
             </w:r>
           </w:p>
         </w:tc>
@@ -7558,7 +7766,7 @@
               <w:rPr>
                 <w:sz w:val="15"/>
               </w:rPr>
-              <w:t>82.8%</w:t>
+              <w:t>48.8%</w:t>
             </w:r>
           </w:p>
         </w:tc>
@@ -7572,7 +7780,7 @@
               <w:rPr>
                 <w:sz w:val="15"/>
               </w:rPr>
-              <w:t>14.1%</w:t>
+              <w:t>8.1%</w:t>
             </w:r>
           </w:p>
         </w:tc>
@@ -7602,7 +7810,7 @@
               <w:rPr>
                 <w:sz w:val="15"/>
               </w:rPr>
-              <w:t>517</w:t>
+              <w:t>864</w:t>
             </w:r>
           </w:p>
         </w:tc>
@@ -7616,7 +7824,7 @@
               <w:rPr>
                 <w:sz w:val="15"/>
               </w:rPr>
-              <w:t>88.3%  ███████·</w:t>
+              <w:t>66.4%  █████···</w:t>
             </w:r>
           </w:p>
         </w:tc>
@@ -7630,7 +7838,7 @@
               <w:rPr>
                 <w:sz w:val="15"/>
               </w:rPr>
-              <w:t>63.4%</w:t>
+              <w:t>52.5%</w:t>
             </w:r>
           </w:p>
         </w:tc>
@@ -7644,7 +7852,7 @@
               <w:rPr>
                 <w:sz w:val="15"/>
               </w:rPr>
-              <w:t>87.2%</w:t>
+              <w:t>55.1%</w:t>
             </w:r>
           </w:p>
         </w:tc>
@@ -7658,7 +7866,7 @@
               <w:rPr>
                 <w:sz w:val="15"/>
               </w:rPr>
-              <w:t>87.3%</w:t>
+              <w:t>55.2%</w:t>
             </w:r>
           </w:p>
         </w:tc>
@@ -7672,7 +7880,7 @@
               <w:rPr>
                 <w:sz w:val="15"/>
               </w:rPr>
-              <w:t>40.2%</w:t>
+              <w:t>29.2%</w:t>
             </w:r>
           </w:p>
         </w:tc>
@@ -7702,7 +7910,7 @@
               <w:rPr>
                 <w:sz w:val="15"/>
               </w:rPr>
-              <w:t>517</w:t>
+              <w:t>864</w:t>
             </w:r>
           </w:p>
         </w:tc>
@@ -7716,7 +7924,7 @@
               <w:rPr>
                 <w:sz w:val="15"/>
               </w:rPr>
-              <w:t>90.0%  ███████·</w:t>
+              <w:t>71.9%  ██████··</w:t>
             </w:r>
           </w:p>
         </w:tc>
@@ -7730,7 +7938,7 @@
               <w:rPr>
                 <w:sz w:val="15"/>
               </w:rPr>
-              <w:t>61.2%</w:t>
+              <w:t>55.9%</w:t>
             </w:r>
           </w:p>
         </w:tc>
@@ -7744,7 +7952,7 @@
               <w:rPr>
                 <w:sz w:val="15"/>
               </w:rPr>
-              <w:t>86.7%</w:t>
+              <w:t>56.7%</w:t>
             </w:r>
           </w:p>
         </w:tc>
@@ -7758,7 +7966,7 @@
               <w:rPr>
                 <w:sz w:val="15"/>
               </w:rPr>
-              <w:t>86.6%</w:t>
+              <w:t>56.7%</w:t>
             </w:r>
           </w:p>
         </w:tc>
@@ -7772,7 +7980,7 @@
               <w:rPr>
                 <w:sz w:val="15"/>
               </w:rPr>
-              <w:t>32.7%</w:t>
+              <w:t>27.7%</w:t>
             </w:r>
           </w:p>
         </w:tc>
@@ -7802,7 +8010,7 @@
               <w:rPr>
                 <w:sz w:val="15"/>
               </w:rPr>
-              <w:t>200</w:t>
+              <w:t>321</w:t>
             </w:r>
           </w:p>
         </w:tc>
@@ -7816,7 +8024,7 @@
               <w:rPr>
                 <w:sz w:val="15"/>
               </w:rPr>
-              <w:t>92.2%  ███████·</w:t>
+              <w:t>67.2%  █████···</w:t>
             </w:r>
           </w:p>
         </w:tc>
@@ -7830,7 +8038,7 @@
               <w:rPr>
                 <w:sz w:val="15"/>
               </w:rPr>
-              <w:t>56.2%</w:t>
+              <w:t>46.5%</w:t>
             </w:r>
           </w:p>
         </w:tc>
@@ -7844,7 +8052,7 @@
               <w:rPr>
                 <w:sz w:val="15"/>
               </w:rPr>
-              <w:t>88.0%</w:t>
+              <w:t>50.5%</w:t>
             </w:r>
           </w:p>
         </w:tc>
@@ -7858,7 +8066,7 @@
               <w:rPr>
                 <w:sz w:val="15"/>
               </w:rPr>
-              <w:t>88.0%</w:t>
+              <w:t>50.5%</w:t>
             </w:r>
           </w:p>
         </w:tc>
@@ -7872,7 +8080,7 @@
               <w:rPr>
                 <w:sz w:val="15"/>
               </w:rPr>
-              <w:t>20.5%</w:t>
+              <w:t>12.8%</w:t>
             </w:r>
           </w:p>
         </w:tc>
@@ -7902,7 +8110,7 @@
               <w:rPr>
                 <w:sz w:val="15"/>
               </w:rPr>
-              <w:t>517</w:t>
+              <w:t>864</w:t>
             </w:r>
           </w:p>
         </w:tc>
@@ -7916,7 +8124,7 @@
               <w:rPr>
                 <w:sz w:val="15"/>
               </w:rPr>
-              <w:t>87.7%  ███████·</w:t>
+              <w:t>62.1%  █████···</w:t>
             </w:r>
           </w:p>
         </w:tc>
@@ -7930,7 +8138,7 @@
               <w:rPr>
                 <w:sz w:val="15"/>
               </w:rPr>
-              <w:t>65.0%</w:t>
+              <w:t>49.2%</w:t>
             </w:r>
           </w:p>
         </w:tc>
@@ -7944,7 +8152,7 @@
               <w:rPr>
                 <w:sz w:val="15"/>
               </w:rPr>
-              <w:t>85.7%</w:t>
+              <w:t>48.4%</w:t>
             </w:r>
           </w:p>
         </w:tc>
@@ -7958,7 +8166,7 @@
               <w:rPr>
                 <w:sz w:val="15"/>
               </w:rPr>
-              <w:t>86.7%</w:t>
+              <w:t>49.0%</w:t>
             </w:r>
           </w:p>
         </w:tc>
@@ -7972,7 +8180,7 @@
               <w:rPr>
                 <w:sz w:val="15"/>
               </w:rPr>
-              <w:t>35.8%</w:t>
+              <w:t>20.3%</w:t>
             </w:r>
           </w:p>
         </w:tc>
@@ -8002,7 +8210,7 @@
               <w:rPr>
                 <w:sz w:val="15"/>
               </w:rPr>
-              <w:t>356</w:t>
+              <w:t>542</w:t>
             </w:r>
           </w:p>
         </w:tc>
@@ -8016,7 +8224,7 @@
               <w:rPr>
                 <w:sz w:val="15"/>
               </w:rPr>
-              <w:t>91.1%  ███████·</w:t>
+              <w:t>69.4%  ██████··</w:t>
             </w:r>
           </w:p>
         </w:tc>
@@ -8030,7 +8238,7 @@
               <w:rPr>
                 <w:sz w:val="15"/>
               </w:rPr>
-              <w:t>61.8%</w:t>
+              <w:t>51.3%</w:t>
             </w:r>
           </w:p>
         </w:tc>
@@ -8044,7 +8252,7 @@
               <w:rPr>
                 <w:sz w:val="15"/>
               </w:rPr>
-              <w:t>89.9%</w:t>
+              <w:t>53.9%</w:t>
             </w:r>
           </w:p>
         </w:tc>
@@ -8058,7 +8266,7 @@
               <w:rPr>
                 <w:sz w:val="15"/>
               </w:rPr>
-              <w:t>89.9%</w:t>
+              <w:t>53.8%</w:t>
             </w:r>
           </w:p>
         </w:tc>
@@ -8072,7 +8280,7 @@
               <w:rPr>
                 <w:sz w:val="15"/>
               </w:rPr>
-              <w:t>30.3%</w:t>
+              <w:t>18.1%</w:t>
             </w:r>
           </w:p>
         </w:tc>
@@ -8102,7 +8310,7 @@
               <w:rPr>
                 <w:sz w:val="15"/>
               </w:rPr>
-              <w:t>45</w:t>
+              <w:t>36</w:t>
             </w:r>
           </w:p>
         </w:tc>
@@ -8116,7 +8324,7 @@
               <w:rPr>
                 <w:sz w:val="15"/>
               </w:rPr>
-              <w:t>97.8%  ████████</w:t>
+              <w:t>94.4%  ████████</w:t>
             </w:r>
           </w:p>
         </w:tc>
@@ -8130,7 +8338,7 @@
               <w:rPr>
                 <w:sz w:val="15"/>
               </w:rPr>
-              <w:t>81.1%</w:t>
+              <w:t>73.6%</w:t>
             </w:r>
           </w:p>
         </w:tc>
@@ -8144,7 +8352,7 @@
               <w:rPr>
                 <w:sz w:val="15"/>
               </w:rPr>
-              <w:t>97.8%</w:t>
+              <w:t>91.7%</w:t>
             </w:r>
           </w:p>
         </w:tc>
@@ -8158,7 +8366,7 @@
               <w:rPr>
                 <w:sz w:val="15"/>
               </w:rPr>
-              <w:t>97.8%</w:t>
+              <w:t>91.7%</w:t>
             </w:r>
           </w:p>
         </w:tc>
@@ -8172,7 +8380,7 @@
               <w:rPr>
                 <w:sz w:val="15"/>
               </w:rPr>
-              <w:t>66.7%</w:t>
+              <w:t>52.8%</w:t>
             </w:r>
           </w:p>
         </w:tc>
@@ -8202,7 +8410,7 @@
               <w:rPr>
                 <w:sz w:val="15"/>
               </w:rPr>
-              <w:t>200</w:t>
+              <w:t>321</w:t>
             </w:r>
           </w:p>
         </w:tc>
@@ -8216,7 +8424,7 @@
               <w:rPr>
                 <w:sz w:val="15"/>
               </w:rPr>
-              <w:t>83.2%  ███████·</w:t>
+              <w:t>70.7%  ██████··</w:t>
             </w:r>
           </w:p>
         </w:tc>
@@ -8230,7 +8438,7 @@
               <w:rPr>
                 <w:sz w:val="15"/>
               </w:rPr>
-              <w:t>65.5%</w:t>
+              <w:t>60.1%</w:t>
             </w:r>
           </w:p>
         </w:tc>
@@ -8244,7 +8452,7 @@
               <w:rPr>
                 <w:sz w:val="15"/>
               </w:rPr>
-              <w:t>71.0%</w:t>
+              <w:t>53.3%</w:t>
             </w:r>
           </w:p>
         </w:tc>
@@ -8258,7 +8466,7 @@
               <w:rPr>
                 <w:sz w:val="15"/>
               </w:rPr>
-              <w:t>86.6%</w:t>
+              <w:t>58.8%</w:t>
             </w:r>
           </w:p>
         </w:tc>
@@ -8272,7 +8480,7 @@
               <w:rPr>
                 <w:sz w:val="15"/>
               </w:rPr>
-              <w:t>39.0%</w:t>
+              <w:t>34.3%</w:t>
             </w:r>
           </w:p>
         </w:tc>
@@ -8302,7 +8510,7 @@
               <w:rPr>
                 <w:sz w:val="15"/>
               </w:rPr>
-              <w:t>517</w:t>
+              <w:t>864</w:t>
             </w:r>
           </w:p>
         </w:tc>
@@ -8316,7 +8524,7 @@
               <w:rPr>
                 <w:sz w:val="15"/>
               </w:rPr>
-              <w:t>90.3%  ███████·</w:t>
+              <w:t>71.8%  ██████··</w:t>
             </w:r>
           </w:p>
         </w:tc>
@@ -8330,7 +8538,7 @@
               <w:rPr>
                 <w:sz w:val="15"/>
               </w:rPr>
-              <w:t>77.4%</w:t>
+              <w:t>64.6%</w:t>
             </w:r>
           </w:p>
         </w:tc>
@@ -8344,7 +8552,7 @@
               <w:rPr>
                 <w:sz w:val="15"/>
               </w:rPr>
-              <w:t>90.3%</w:t>
+              <w:t>71.8%</w:t>
             </w:r>
           </w:p>
         </w:tc>
@@ -8358,7 +8566,7 @@
               <w:rPr>
                 <w:sz w:val="15"/>
               </w:rPr>
-              <w:t>90.3%</w:t>
+              <w:t>71.8%</w:t>
             </w:r>
           </w:p>
         </w:tc>
@@ -8372,7 +8580,7 @@
               <w:rPr>
                 <w:sz w:val="15"/>
               </w:rPr>
-              <w:t>77.4%</w:t>
+              <w:t>64.6%</w:t>
             </w:r>
           </w:p>
         </w:tc>
@@ -8402,7 +8610,7 @@
               <w:rPr>
                 <w:sz w:val="15"/>
               </w:rPr>
-              <w:t>248</w:t>
+              <w:t>540</w:t>
             </w:r>
           </w:p>
         </w:tc>
@@ -8416,7 +8624,7 @@
               <w:rPr>
                 <w:sz w:val="15"/>
               </w:rPr>
-              <w:t>75.8%  ██████··</w:t>
+              <w:t>55.1%  ████····</w:t>
             </w:r>
           </w:p>
         </w:tc>
@@ -8430,7 +8638,7 @@
               <w:rPr>
                 <w:sz w:val="15"/>
               </w:rPr>
-              <w:t>65.1%</w:t>
+              <w:t>50.3%</w:t>
             </w:r>
           </w:p>
         </w:tc>
@@ -8444,7 +8652,7 @@
               <w:rPr>
                 <w:sz w:val="15"/>
               </w:rPr>
-              <w:t>48.0%</w:t>
+              <w:t>23.1%</w:t>
             </w:r>
           </w:p>
         </w:tc>
@@ -8458,7 +8666,7 @@
               <w:rPr>
                 <w:sz w:val="15"/>
               </w:rPr>
-              <w:t>63.3%</w:t>
+              <w:t>27.2%</w:t>
             </w:r>
           </w:p>
         </w:tc>
@@ -8472,7 +8680,7 @@
               <w:rPr>
                 <w:sz w:val="15"/>
               </w:rPr>
-              <w:t>27.8%</w:t>
+              <w:t>13.9%</w:t>
             </w:r>
           </w:p>
         </w:tc>
@@ -8502,7 +8710,7 @@
               <w:rPr>
                 <w:sz w:val="15"/>
               </w:rPr>
-              <w:t>2</w:t>
+              <w:t>7</w:t>
             </w:r>
           </w:p>
         </w:tc>
@@ -8516,7 +8724,7 @@
               <w:rPr>
                 <w:sz w:val="15"/>
               </w:rPr>
-              <w:t>100.0%  ████████</w:t>
+              <w:t>28.6%  ██······</w:t>
             </w:r>
           </w:p>
         </w:tc>
@@ -8530,7 +8738,7 @@
               <w:rPr>
                 <w:sz w:val="15"/>
               </w:rPr>
-              <w:t>100.0%</w:t>
+              <w:t>28.6%</w:t>
             </w:r>
           </w:p>
         </w:tc>
@@ -8544,7 +8752,7 @@
               <w:rPr>
                 <w:sz w:val="15"/>
               </w:rPr>
-              <w:t>100.0%</w:t>
+              <w:t>28.6%</w:t>
             </w:r>
           </w:p>
         </w:tc>
@@ -8558,7 +8766,7 @@
               <w:rPr>
                 <w:sz w:val="15"/>
               </w:rPr>
-              <w:t>100.0%</w:t>
+              <w:t>28.6%</w:t>
             </w:r>
           </w:p>
         </w:tc>
@@ -8572,7 +8780,7 @@
               <w:rPr>
                 <w:sz w:val="15"/>
               </w:rPr>
-              <w:t>100.0%</w:t>
+              <w:t>28.6%</w:t>
             </w:r>
           </w:p>
         </w:tc>
@@ -8602,7 +8810,7 @@
               <w:rPr>
                 <w:sz w:val="15"/>
               </w:rPr>
-              <w:t>48</w:t>
+              <w:t>54</w:t>
             </w:r>
           </w:p>
         </w:tc>
@@ -8616,7 +8824,7 @@
               <w:rPr>
                 <w:sz w:val="15"/>
               </w:rPr>
-              <w:t>93.8%  ████████</w:t>
+              <w:t>68.5%  █████···</w:t>
             </w:r>
           </w:p>
         </w:tc>
@@ -8630,7 +8838,7 @@
               <w:rPr>
                 <w:sz w:val="15"/>
               </w:rPr>
-              <w:t>77.1%</w:t>
+              <w:t>53.7%</w:t>
             </w:r>
           </w:p>
         </w:tc>
@@ -8644,7 +8852,7 @@
               <w:rPr>
                 <w:sz w:val="15"/>
               </w:rPr>
-              <w:t>93.8%</w:t>
+              <w:t>68.5%</w:t>
             </w:r>
           </w:p>
         </w:tc>
@@ -8658,7 +8866,7 @@
               <w:rPr>
                 <w:sz w:val="15"/>
               </w:rPr>
-              <w:t>97.8%</w:t>
+              <w:t>74.0%</w:t>
             </w:r>
           </w:p>
         </w:tc>
@@ -8672,7 +8880,7 @@
               <w:rPr>
                 <w:sz w:val="15"/>
               </w:rPr>
-              <w:t>77.1%</w:t>
+              <w:t>53.7%</w:t>
             </w:r>
           </w:p>
         </w:tc>
@@ -8715,7 +8923,7 @@
               <w:rPr>
                 <w:sz w:val="15"/>
               </w:rPr>
-              <w:t>88.6%</w:t>
+              <w:t>66.4%</w:t>
             </w:r>
           </w:p>
         </w:tc>
@@ -8729,7 +8937,7 @@
               <w:rPr>
                 <w:sz w:val="15"/>
               </w:rPr>
-              <w:t>60.7%</w:t>
+              <w:t>50.7%</w:t>
             </w:r>
           </w:p>
         </w:tc>
@@ -8792,7 +9000,7 @@
           <w:b/>
           <w:sz w:val="19"/>
         </w:rPr>
-        <w:t>(가) 셀 채움만 보면 “거의 다 됐다”로 읽힌다. 구조·강성은 셀 90.3%다. 그런데 실측기반은 59.3%이고, 실측만으로 카드가 나오는 재료는 34.4%(178종)뿐이다. 전체로는 3,868칸(27.9%p)이 가정값이 만든 착시다.</w:t>
+        <w:t>(가) 셀 채움만 보면 “거의 다 됐다”로 읽힌다. 구조·강성은 셀 69.8%다. 그런데 실측기반은 52.7%이고, 실측만으로 카드가 나오는 재료는 30.1%(260종)뿐이다. 전체로는 3,632칸(15.7%p)이 가정값이 만든 착시다.</w:t>
       </w:r>
     </w:p>
     <w:p>
@@ -8804,7 +9012,7 @@
           <w:b w:val="0"/>
           <w:sz w:val="19"/>
         </w:rPr>
-        <w:t>(나) 재료 준비만 보면 “실측으로 서 있는 줄” 안다. 열전달·방열은 준비율 87.2%(451종)인데 실측 기준으로는 40.2%(208종)다. 덱은 451종이 돌지만 그중 243종은 가정값을 딛고 서 있다.</w:t>
+        <w:t>(나) 재료 준비만 보면 “실측으로 서 있는 줄” 안다. 열전달·방열은 준비율 55.1%(476종)인데 실측 기준으로는 29.2%(252종)다. 덱은 476종이 돌지만 그중 224종은 가정값을 딛고 서 있다.</w:t>
       </w:r>
     </w:p>
     <w:p>
@@ -8816,7 +9024,7 @@
           <w:b w:val="0"/>
           <w:sz w:val="19"/>
         </w:rPr>
-        <w:t>(다) 셀 채움과 재료 준비가 크게 갈리는 자리가 진짜 병목이다. 피로·수명은 셀 75.8%인데 준비 48.0%다. 재료마다 비어 있는 칸이 다르면 이렇게 벌어진다. 반대로 전기·EMI는 두 수치가 같다 — 택일군 하나짜리 해석이라 채운 칸이 곧 준비된 재료다.</w:t>
+        <w:t>(다) 셀 채움과 재료 준비가 크게 갈리는 자리가 진짜 병목이다. 피로·수명은 셀 55.1%인데 준비 23.1%다. 재료마다 비어 있는 칸이 다르면 이렇게 벌어진다. 반대로 전기·EMI는 두 수치가 같다 — 택일군 하나짜리 해석이라 채운 칸이 곧 준비된 재료다.</w:t>
       </w:r>
     </w:p>
     <w:p>
@@ -10679,7 +10887,7 @@
           <w:b w:val="0"/>
           <w:sz w:val="19"/>
         </w:rPr>
-        <w:t>tier4는 4,499건(16.3%)이다. 그중 assumption 표지를 가진 것이 4,407건이고, 나머지 92건은 가정이 아니라 계산·유도값이다.</w:t>
+        <w:t>tier4는 4,496건(10.9%)이다. 그중 assumption 표지를 가진 것이 4,404건이고, 나머지 92건은 가정이 아니라 계산·유도값이다.</w:t>
       </w:r>
     </w:p>
     <w:tbl>
@@ -10810,7 +11018,7 @@
               <w:rPr>
                 <w:sz w:val="15"/>
               </w:rPr>
-              <w:t>201 / 237</w:t>
+              <w:t>201 / 239</w:t>
             </w:r>
           </w:p>
         </w:tc>
@@ -10824,7 +11032,7 @@
               <w:rPr>
                 <w:sz w:val="15"/>
               </w:rPr>
-              <w:t>84.8%  ████████··</w:t>
+              <w:t>84.1%  ████████··</w:t>
             </w:r>
           </w:p>
         </w:tc>
@@ -10840,7 +11048,7 @@
               <w:rPr>
                 <w:sz w:val="15"/>
               </w:rPr>
-              <w:t>아웃가싱 CVCM</w:t>
+              <w:t>포화수분흡수율</w:t>
             </w:r>
           </w:p>
         </w:tc>
@@ -10854,7 +11062,7 @@
               <w:rPr>
                 <w:sz w:val="15"/>
               </w:rPr>
-              <w:t>38 / 51</w:t>
+              <w:t>96 / 159</w:t>
             </w:r>
           </w:p>
         </w:tc>
@@ -10868,7 +11076,7 @@
               <w:rPr>
                 <w:sz w:val="15"/>
               </w:rPr>
-              <w:t>74.5%  ███████···</w:t>
+              <w:t>60.4%  ██████····</w:t>
             </w:r>
           </w:p>
         </w:tc>
@@ -10884,7 +11092,7 @@
               <w:rPr>
                 <w:sz w:val="15"/>
               </w:rPr>
-              <w:t>아웃가싱 TML</w:t>
+              <w:t>아웃가싱 CVCM</w:t>
             </w:r>
           </w:p>
         </w:tc>
@@ -10898,7 +11106,7 @@
               <w:rPr>
                 <w:sz w:val="15"/>
               </w:rPr>
-              <w:t>38 / 53</w:t>
+              <w:t>38 / 64</w:t>
             </w:r>
           </w:p>
         </w:tc>
@@ -10912,7 +11120,7 @@
               <w:rPr>
                 <w:sz w:val="15"/>
               </w:rPr>
-              <w:t>71.7%  ███████···</w:t>
+              <w:t>59.4%  ██████····</w:t>
             </w:r>
           </w:p>
         </w:tc>
@@ -10928,7 +11136,7 @@
               <w:rPr>
                 <w:sz w:val="15"/>
               </w:rPr>
-              <w:t>포화수분흡수율</w:t>
+              <w:t>아웃가싱 TML</w:t>
             </w:r>
           </w:p>
         </w:tc>
@@ -10942,7 +11150,7 @@
               <w:rPr>
                 <w:sz w:val="15"/>
               </w:rPr>
-              <w:t>96 / 146</w:t>
+              <w:t>38 / 66</w:t>
             </w:r>
           </w:p>
         </w:tc>
@@ -10956,7 +11164,7 @@
               <w:rPr>
                 <w:sz w:val="15"/>
               </w:rPr>
-              <w:t>65.8%  ███████···</w:t>
+              <w:t>57.6%  ██████····</w:t>
             </w:r>
           </w:p>
         </w:tc>
@@ -10972,7 +11180,7 @@
               <w:rPr>
                 <w:sz w:val="15"/>
               </w:rPr>
-              <w:t>포아송비</w:t>
+              <w:t>Johnson-Cook C (율속감도)</w:t>
             </w:r>
           </w:p>
         </w:tc>
@@ -10986,7 +11194,7 @@
               <w:rPr>
                 <w:sz w:val="15"/>
               </w:rPr>
-              <w:t>417 / 755</w:t>
+              <w:t>31 / 62</w:t>
             </w:r>
           </w:p>
         </w:tc>
@@ -11000,7 +11208,7 @@
               <w:rPr>
                 <w:sz w:val="15"/>
               </w:rPr>
-              <w:t>55.2%  ██████····</w:t>
+              <w:t>50.0%  █████·····</w:t>
             </w:r>
           </w:p>
         </w:tc>
@@ -11016,7 +11224,7 @@
               <w:rPr>
                 <w:sz w:val="15"/>
               </w:rPr>
-              <w:t>Johnson-Cook C (율속감도)</w:t>
+              <w:t>Cowper-Symonds p</w:t>
             </w:r>
           </w:p>
         </w:tc>
@@ -11030,7 +11238,7 @@
               <w:rPr>
                 <w:sz w:val="15"/>
               </w:rPr>
-              <w:t>31 / 62</w:t>
+              <w:t>49 / 103</w:t>
             </w:r>
           </w:p>
         </w:tc>
@@ -11044,7 +11252,7 @@
               <w:rPr>
                 <w:sz w:val="15"/>
               </w:rPr>
-              <w:t>50.0%  █████·····</w:t>
+              <w:t>47.6%  █████·····</w:t>
             </w:r>
           </w:p>
         </w:tc>
@@ -11060,7 +11268,7 @@
               <w:rPr>
                 <w:sz w:val="15"/>
               </w:rPr>
-              <w:t>Cowper-Symonds p</w:t>
+              <w:t>Cowper-Symonds C</w:t>
             </w:r>
           </w:p>
         </w:tc>
@@ -11104,7 +11312,7 @@
               <w:rPr>
                 <w:sz w:val="15"/>
               </w:rPr>
-              <w:t>Cowper-Symonds C</w:t>
+              <w:t>포아송비</w:t>
             </w:r>
           </w:p>
         </w:tc>
@@ -11118,7 +11326,7 @@
               <w:rPr>
                 <w:sz w:val="15"/>
               </w:rPr>
-              <w:t>49 / 103</w:t>
+              <w:t>410 / 879</w:t>
             </w:r>
           </w:p>
         </w:tc>
@@ -11132,7 +11340,7 @@
               <w:rPr>
                 <w:sz w:val="15"/>
               </w:rPr>
-              <w:t>47.6%  █████·····</w:t>
+              <w:t>46.6%  █████·····</w:t>
             </w:r>
           </w:p>
         </w:tc>
@@ -11148,7 +11356,7 @@
               <w:rPr>
                 <w:sz w:val="15"/>
               </w:rPr>
-              <w:t>피로강도계수 σf'</w:t>
+              <w:t>수분투과도</w:t>
             </w:r>
           </w:p>
         </w:tc>
@@ -11162,7 +11370,7 @@
               <w:rPr>
                 <w:sz w:val="15"/>
               </w:rPr>
-              <w:t>91 / 206</w:t>
+              <w:t>35 / 81</w:t>
             </w:r>
           </w:p>
         </w:tc>
@@ -11176,7 +11384,7 @@
               <w:rPr>
                 <w:sz w:val="15"/>
               </w:rPr>
-              <w:t>44.2%  ████······</w:t>
+              <w:t>43.2%  ████······</w:t>
             </w:r>
           </w:p>
         </w:tc>
@@ -11192,7 +11400,7 @@
               <w:rPr>
                 <w:sz w:val="15"/>
               </w:rPr>
-              <w:t>피로강도지수 b</w:t>
+              <w:t>피로강도계수 σf'</w:t>
             </w:r>
           </w:p>
         </w:tc>
@@ -11206,7 +11414,7 @@
               <w:rPr>
                 <w:sz w:val="15"/>
               </w:rPr>
-              <w:t>91 / 208</w:t>
+              <w:t>91 / 250</w:t>
             </w:r>
           </w:p>
         </w:tc>
@@ -11220,7 +11428,7 @@
               <w:rPr>
                 <w:sz w:val="15"/>
               </w:rPr>
-              <w:t>43.8%  ████······</w:t>
+              <w:t>36.4%  ████······</w:t>
             </w:r>
           </w:p>
         </w:tc>
@@ -11236,7 +11444,7 @@
               <w:rPr>
                 <w:sz w:val="15"/>
               </w:rPr>
-              <w:t>수분투과도</w:t>
+              <w:t>피로강도지수 b</w:t>
             </w:r>
           </w:p>
         </w:tc>
@@ -11250,7 +11458,7 @@
               <w:rPr>
                 <w:sz w:val="15"/>
               </w:rPr>
-              <w:t>35 / 81</w:t>
+              <w:t>91 / 262</w:t>
             </w:r>
           </w:p>
         </w:tc>
@@ -11264,7 +11472,7 @@
               <w:rPr>
                 <w:sz w:val="15"/>
               </w:rPr>
-              <w:t>43.2%  ████······</w:t>
+              <w:t>34.7%  ███·······</w:t>
             </w:r>
           </w:p>
         </w:tc>
@@ -11280,7 +11488,7 @@
           <w:b/>
           <w:sz w:val="19"/>
         </w:rPr>
-        <w:t>재료 카테고리별 tier4 — polymer 2,550 · composite 914 · metal 430 · ceramic 365 · foam 164 · rubber 76. 구멍이 거의 전부 폴리머·복합·고무·폼에 몰려 있고 금속·세라믹은 사실상 다 찼다.</w:t>
+        <w:t>재료 카테고리별 tier4 — polymer 2,300 · composite 874 · metal 430 · ceramic 402 · molecular 250 · foam 164 · rubber 76. 구멍이 거의 전부 폴리머·복합·고무·폼에 몰려 있고 금속·세라믹은 사실상 다 찼다.</w:t>
       </w:r>
     </w:p>
     <w:tbl>
@@ -11786,7 +11994,7 @@
               <w:rPr>
                 <w:sz w:val="16"/>
               </w:rPr>
-              <w:t>1098종 (polymer 467, composite 298, metal 167, ceramic 118, rubber 26, foam 22)</w:t>
+              <w:t>2654종 (polymer 805, composite 736, ceramic 535, metal 320, molecular 172, rubber 57, foam 29)</w:t>
             </w:r>
           </w:p>
         </w:tc>
@@ -11816,7 +12024,7 @@
               <w:rPr>
                 <w:sz w:val="16"/>
               </w:rPr>
-              <w:t>27,686건</w:t>
+              <w:t>41,396건</w:t>
             </w:r>
           </w:p>
         </w:tc>
@@ -11846,7 +12054,7 @@
               <w:rPr>
                 <w:sz w:val="16"/>
               </w:rPr>
-              <w:t>2,350건 (DOI 보유 945)</w:t>
+              <w:t>2,945건 (DOI 보유 1296)</w:t>
             </w:r>
           </w:p>
         </w:tc>
@@ -11876,7 +12084,7 @@
               <w:rPr>
                 <w:sz w:val="16"/>
               </w:rPr>
-              <w:t>184종 — 값이 있는 정의 183종(개통률 99%)</w:t>
+              <w:t>264종 — 값이 있는 정의 262종(개통률 99%)</w:t>
             </w:r>
           </w:p>
         </w:tc>
@@ -11906,7 +12114,7 @@
               <w:rPr>
                 <w:sz w:val="16"/>
               </w:rPr>
-              <w:t>journal 916 · datasheet 883 · database 313 · other 115 · book 72 · standard 26 · web 24 · computed 1</w:t>
+              <w:t>journal 1265 · datasheet 1113 · database 313 · other 123 · book 77 · standard 27 · web 26 · computed 1</w:t>
             </w:r>
           </w:p>
         </w:tc>
@@ -11981,7 +12189,7 @@
               <w:rPr>
                 <w:sz w:val="16"/>
               </w:rPr>
-              <w:t>13,848</w:t>
+              <w:t>23,127</w:t>
             </w:r>
           </w:p>
         </w:tc>
@@ -12011,7 +12219,7 @@
               <w:rPr>
                 <w:sz w:val="16"/>
               </w:rPr>
-              <w:t>12,272  (88.6%)</w:t>
+              <w:t>15,358  (66.4%)</w:t>
             </w:r>
           </w:p>
         </w:tc>
@@ -12041,7 +12249,7 @@
               <w:rPr>
                 <w:sz w:val="16"/>
               </w:rPr>
-              <w:t>8,404  (60.7%)</w:t>
+              <w:t>11,726  (50.7%)</w:t>
             </w:r>
           </w:p>
         </w:tc>
@@ -12071,7 +12279,7 @@
               <w:rPr>
                 <w:sz w:val="16"/>
               </w:rPr>
-              <w:t>3,868  (27.9%p)</w:t>
+              <w:t>3,632  (15.7%p)</w:t>
             </w:r>
           </w:p>
         </w:tc>
@@ -12101,7 +12309,7 @@
               <w:rPr>
                 <w:sz w:val="16"/>
               </w:rPr>
-              <w:t>1,576</w:t>
+              <w:t>7,769</w:t>
             </w:r>
           </w:p>
         </w:tc>
@@ -12131,7 +12339,7 @@
               <w:rPr>
                 <w:sz w:val="16"/>
               </w:rPr>
-              <w:t>107</w:t>
+              <w:t>203</w:t>
             </w:r>
           </w:p>
         </w:tc>
@@ -12161,7 +12369,7 @@
               <w:rPr>
                 <w:sz w:val="16"/>
               </w:rPr>
-              <w:t>1,469</w:t>
+              <w:t>7,566</w:t>
             </w:r>
           </w:p>
         </w:tc>
@@ -12191,7 +12399,7 @@
               <w:rPr>
                 <w:sz w:val="16"/>
               </w:rPr>
-              <w:t>5,444</w:t>
+              <w:t>11,401</w:t>
             </w:r>
           </w:p>
         </w:tc>
@@ -12282,7 +12490,7 @@
               <w:rPr>
                 <w:sz w:val="15"/>
               </w:rPr>
-              <w:t>388</w:t>
+              <w:t>1606</w:t>
             </w:r>
           </w:p>
         </w:tc>
@@ -12326,7 +12534,7 @@
               <w:rPr>
                 <w:sz w:val="15"/>
               </w:rPr>
-              <w:t>199</w:t>
+              <w:t>1130</w:t>
             </w:r>
           </w:p>
         </w:tc>
@@ -12370,7 +12578,7 @@
               <w:rPr>
                 <w:sz w:val="15"/>
               </w:rPr>
-              <w:t>159</w:t>
+              <w:t>976</w:t>
             </w:r>
           </w:p>
         </w:tc>
@@ -12400,7 +12608,7 @@
               <w:rPr>
                 <w:sz w:val="15"/>
               </w:rPr>
-              <w:t>열전도율</w:t>
+              <w:t>영률</w:t>
             </w:r>
           </w:p>
         </w:tc>
@@ -12414,7 +12622,7 @@
               <w:rPr>
                 <w:sz w:val="15"/>
               </w:rPr>
-              <w:t>156</w:t>
+              <w:t>881</w:t>
             </w:r>
           </w:p>
         </w:tc>
@@ -12428,7 +12636,7 @@
               <w:rPr>
                 <w:sz w:val="15"/>
               </w:rPr>
-              <w:t>CCL·FCCL은 벤더 전수 확인으로 부재가 확정됐다</w:t>
+              <w:t>남은 2종은 개별 확인 대상이다</w:t>
             </w:r>
           </w:p>
         </w:tc>
@@ -12444,7 +12652,7 @@
               <w:rPr>
                 <w:sz w:val="15"/>
               </w:rPr>
-              <w:t>영률</w:t>
+              <w:t>열전도율</w:t>
             </w:r>
           </w:p>
         </w:tc>
@@ -12458,7 +12666,7 @@
               <w:rPr>
                 <w:sz w:val="15"/>
               </w:rPr>
-              <w:t>131</w:t>
+              <w:t>689</w:t>
             </w:r>
           </w:p>
         </w:tc>
@@ -12472,7 +12680,7 @@
               <w:rPr>
                 <w:sz w:val="15"/>
               </w:rPr>
-              <w:t>남은 2종은 개별 확인 대상이다</w:t>
+              <w:t>CCL·FCCL은 벤더 전수 확인으로 부재가 확정됐다</w:t>
             </w:r>
           </w:p>
         </w:tc>
@@ -12502,7 +12710,7 @@
               <w:rPr>
                 <w:sz w:val="15"/>
               </w:rPr>
-              <w:t>70</w:t>
+              <w:t>438</w:t>
             </w:r>
           </w:p>
         </w:tc>
@@ -12532,7 +12740,7 @@
               <w:rPr>
                 <w:sz w:val="15"/>
               </w:rPr>
-              <w:t>소성 (항복 OR 인장+연신)</w:t>
+              <w:t>젖음 (접촉각 · 표면에너지)</w:t>
             </w:r>
           </w:p>
         </w:tc>
@@ -12546,7 +12754,7 @@
               <w:rPr>
                 <w:sz w:val="15"/>
               </w:rPr>
-              <w:t>69</w:t>
+              <w:t>429</w:t>
             </w:r>
           </w:p>
         </w:tc>
@@ -12560,7 +12768,7 @@
               <w:rPr>
                 <w:sz w:val="15"/>
               </w:rPr>
-              <w:t>적층판 18종은 파단연신율을 어느 벤더도 발표하지 않고 문헌에도 없다</w:t>
+              <w:t>커버글래스는 bare 값을 상한으로만 인쇄한다</w:t>
             </w:r>
           </w:p>
         </w:tc>
@@ -12576,7 +12784,7 @@
               <w:rPr>
                 <w:sz w:val="15"/>
               </w:rPr>
-              <w:t>젖음 (접촉각 · 표면에너지)</w:t>
+              <w:t>피로계수 (Basquin · Coffin-Manson · Darveaux · Morrow)</w:t>
             </w:r>
           </w:p>
         </w:tc>
@@ -12590,7 +12798,7 @@
               <w:rPr>
                 <w:sz w:val="15"/>
               </w:rPr>
-              <w:t>68</w:t>
+              <w:t>317</w:t>
             </w:r>
           </w:p>
         </w:tc>
@@ -12604,7 +12812,7 @@
               <w:rPr>
                 <w:sz w:val="15"/>
               </w:rPr>
-              <w:t>커버글래스는 bare 값을 상한으로만 인쇄한다</w:t>
+              <w:t>구리 계열 9종은 공표된 상관식에 분기가 아예 없다. FD&amp;E 원시 데이터는 파일 자신이 “digitized from plots may contain errors”라고 밝힌다 — 우리가 피팅하면 역산이다</w:t>
             </w:r>
           </w:p>
         </w:tc>
@@ -12620,7 +12828,7 @@
           <w:b/>
           <w:sz w:val="19"/>
         </w:rPr>
-        <w:t>남은 일의 성격 요약 — 2개 해석은 재료마다 딱 한 칸씩 모자라고, 낙하·충격만 2층 병목이다. 막힌 경로가 바뀌지 않는 한 남은 칸 전부는 안 닫힌다. 두 파동에 걸쳐 확인된 결론은 율속과 피로가 OA 밖(핸드북·벤더 시험보고서·유료 표준)에 있다는 것이다. 동시에, 채워진 12,272칸 중 3,868칸이 가정값이다 — 남은 칸을 닫는 것과 이미 닫은 칸의 근거를 두껍게 하는 것은 별개의 일이고 후자가 더 크다.</w:t>
+        <w:t>남은 일의 성격 요약 — 3개 해석은 재료마다 딱 한 칸씩 모자라고, 낙하·충격만 2층 병목이다. 막힌 경로가 바뀌지 않는 한 남은 칸 전부는 안 닫힌다. 두 파동에 걸쳐 확인된 결론은 율속과 피로가 OA 밖(핸드북·벤더 시험보고서·유료 표준)에 있다는 것이다. 동시에, 채워진 15,358칸 중 3,632칸이 가정값이다 — 남은 칸을 닫는 것과 이미 닫은 칸의 근거를 두껍게 하는 것은 별개의 일이고 후자가 더 크다.</w:t>
       </w:r>
     </w:p>
     <w:p>
@@ -13166,7 +13374,7 @@
           <w:b/>
           <w:sz w:val="19"/>
         </w:rPr>
-        <w:t>(가) coverage_report.py의 “유효 채움”이 부재 칸을 이중으로 센다. 구조적 부재 135칸 중 28칸에는 이미 tier4 가정값이 들어 있다(8차 방침대로라 정상이다). 그런데 지표는 이 칸을 분자에는 채운 것으로 넣고 분모에서는 빼고 있어, 해석별 유효채움이 100%를 넘는다.</w:t>
+        <w:t>(가) coverage_report.py의 “유효 채움”이 부재 칸을 이중으로 센다. 구조적 부재 232칸 중 29칸에는 이미 tier4 가정값이 들어 있다(8차 방침대로라 정상이다). 그런데 지표는 이 칸을 분자에는 채운 것으로 넣고 분모에서는 빼고 있어, 해석별 유효채움이 100%를 넘는다.</w:t>
       </w:r>
     </w:p>
     <w:tbl>
@@ -13285,6 +13493,20 @@
               <w:rPr>
                 <w:sz w:val="15"/>
               </w:rPr>
+              <w:t>6</w:t>
+            </w:r>
+          </w:p>
+        </w:tc>
+        <w:tc>
+          <w:tcPr>
+            <w:tcW w:type="dxa" w:w="1728"/>
+          </w:tcPr>
+          <w:p>
+            <w:r/>
+            <w:r>
+              <w:rPr>
+                <w:sz w:val="15"/>
+              </w:rPr>
               <w:t>3</w:t>
             </w:r>
           </w:p>
@@ -13299,7 +13521,7 @@
               <w:rPr>
                 <w:sz w:val="15"/>
               </w:rPr>
-              <w:t>3</w:t>
+              <w:t>70.0%</w:t>
             </w:r>
           </w:p>
         </w:tc>
@@ -13313,21 +13535,7 @@
               <w:rPr>
                 <w:sz w:val="15"/>
               </w:rPr>
-              <w:t>90.4%</w:t>
-            </w:r>
-          </w:p>
-        </w:tc>
-        <w:tc>
-          <w:tcPr>
-            <w:tcW w:type="dxa" w:w="1728"/>
-          </w:tcPr>
-          <w:p>
-            <w:r/>
-            <w:r>
-              <w:rPr>
-                <w:sz w:val="15"/>
-              </w:rPr>
-              <w:t>90.2%</w:t>
+              <w:t>69.9%</w:t>
             </w:r>
           </w:p>
         </w:tc>
@@ -13357,6 +13565,20 @@
               <w:rPr>
                 <w:sz w:val="15"/>
               </w:rPr>
+              <w:t>60</w:t>
+            </w:r>
+          </w:p>
+        </w:tc>
+        <w:tc>
+          <w:tcPr>
+            <w:tcW w:type="dxa" w:w="1728"/>
+          </w:tcPr>
+          <w:p>
+            <w:r/>
+            <w:r>
+              <w:rPr>
+                <w:sz w:val="15"/>
+              </w:rPr>
               <w:t>5</w:t>
             </w:r>
           </w:p>
@@ -13371,7 +13593,7 @@
               <w:rPr>
                 <w:sz w:val="15"/>
               </w:rPr>
-              <w:t>4</w:t>
+              <w:t>64.7%</w:t>
             </w:r>
           </w:p>
         </w:tc>
@@ -13385,21 +13607,7 @@
               <w:rPr>
                 <w:sz w:val="15"/>
               </w:rPr>
-              <w:t>88.9%</w:t>
-            </w:r>
-          </w:p>
-        </w:tc>
-        <w:tc>
-          <w:tcPr>
-            <w:tcW w:type="dxa" w:w="1728"/>
-          </w:tcPr>
-          <w:p>
-            <w:r/>
-            <w:r>
-              <w:rPr>
-                <w:sz w:val="15"/>
-              </w:rPr>
-              <w:t>88.8%</w:t>
+              <w:t>64.6%</w:t>
             </w:r>
           </w:p>
         </w:tc>
@@ -13429,7 +13637,7 @@
               <w:rPr>
                 <w:sz w:val="15"/>
               </w:rPr>
-              <w:t>7</w:t>
+              <w:t>13</w:t>
             </w:r>
           </w:p>
         </w:tc>
@@ -13457,7 +13665,7 @@
               <w:rPr>
                 <w:sz w:val="15"/>
               </w:rPr>
-              <w:t>88.7%</w:t>
+              <w:t>66.7%</w:t>
             </w:r>
           </w:p>
         </w:tc>
@@ -13471,7 +13679,7 @@
               <w:rPr>
                 <w:sz w:val="15"/>
               </w:rPr>
-              <w:t>88.3%</w:t>
+              <w:t>66.5%</w:t>
             </w:r>
           </w:p>
         </w:tc>
@@ -13501,6 +13709,20 @@
               <w:rPr>
                 <w:sz w:val="15"/>
               </w:rPr>
+              <w:t>8</w:t>
+            </w:r>
+          </w:p>
+        </w:tc>
+        <w:tc>
+          <w:tcPr>
+            <w:tcW w:type="dxa" w:w="1728"/>
+          </w:tcPr>
+          <w:p>
+            <w:r/>
+            <w:r>
+              <w:rPr>
+                <w:sz w:val="15"/>
+              </w:rPr>
               <w:t>4</w:t>
             </w:r>
           </w:p>
@@ -13515,7 +13737,7 @@
               <w:rPr>
                 <w:sz w:val="15"/>
               </w:rPr>
-              <w:t>4</w:t>
+              <w:t>72.1%</w:t>
             </w:r>
           </w:p>
         </w:tc>
@@ -13529,21 +13751,7 @@
               <w:rPr>
                 <w:sz w:val="15"/>
               </w:rPr>
-              <w:t>90.2%</w:t>
-            </w:r>
-          </w:p>
-        </w:tc>
-        <w:tc>
-          <w:tcPr>
-            <w:tcW w:type="dxa" w:w="1728"/>
-          </w:tcPr>
-          <w:p>
-            <w:r/>
-            <w:r>
-              <w:rPr>
-                <w:sz w:val="15"/>
-              </w:rPr>
-              <w:t>90.0%</w:t>
+              <w:t>72.0%</w:t>
             </w:r>
           </w:p>
         </w:tc>
@@ -13573,7 +13781,7 @@
               <w:rPr>
                 <w:sz w:val="15"/>
               </w:rPr>
-              <w:t>13</w:t>
+              <w:t>24</w:t>
             </w:r>
           </w:p>
         </w:tc>
@@ -13601,7 +13809,7 @@
               <w:rPr>
                 <w:sz w:val="15"/>
               </w:rPr>
-              <w:t>88.2%</w:t>
+              <w:t>62.5%</w:t>
             </w:r>
           </w:p>
         </w:tc>
@@ -13615,7 +13823,7 @@
               <w:rPr>
                 <w:sz w:val="15"/>
               </w:rPr>
-              <w:t>87.9%</w:t>
+              <w:t>62.3%</w:t>
             </w:r>
           </w:p>
         </w:tc>
@@ -13673,7 +13881,7 @@
               <w:rPr>
                 <w:sz w:val="15"/>
               </w:rPr>
-              <w:t>91.3%</w:t>
+              <w:t>69.5%</w:t>
             </w:r>
           </w:p>
         </w:tc>
@@ -13687,7 +13895,7 @@
               <w:rPr>
                 <w:sz w:val="15"/>
               </w:rPr>
-              <w:t>91.1%</w:t>
+              <w:t>69.3%</w:t>
             </w:r>
           </w:p>
         </w:tc>
@@ -13717,6 +13925,20 @@
               <w:rPr>
                 <w:sz w:val="15"/>
               </w:rPr>
+              <w:t>3</w:t>
+            </w:r>
+          </w:p>
+        </w:tc>
+        <w:tc>
+          <w:tcPr>
+            <w:tcW w:type="dxa" w:w="1728"/>
+          </w:tcPr>
+          <w:p>
+            <w:r/>
+            <w:r>
+              <w:rPr>
+                <w:sz w:val="15"/>
+              </w:rPr>
               <w:t>2</w:t>
             </w:r>
           </w:p>
@@ -13731,7 +13953,7 @@
               <w:rPr>
                 <w:sz w:val="15"/>
               </w:rPr>
-              <w:t>2</w:t>
+              <w:t>72.0%</w:t>
             </w:r>
           </w:p>
         </w:tc>
@@ -13745,21 +13967,7 @@
               <w:rPr>
                 <w:sz w:val="15"/>
               </w:rPr>
-              <w:t>90.7%</w:t>
-            </w:r>
-          </w:p>
-        </w:tc>
-        <w:tc>
-          <w:tcPr>
-            <w:tcW w:type="dxa" w:w="1728"/>
-          </w:tcPr>
-          <w:p>
-            <w:r/>
-            <w:r>
-              <w:rPr>
-                <w:sz w:val="15"/>
-              </w:rPr>
-              <w:t>90.3%</w:t>
+              <w:t>71.8%</w:t>
             </w:r>
           </w:p>
         </w:tc>
@@ -13775,7 +13983,268 @@
           <w:b/>
           <w:sz w:val="19"/>
         </w:rPr>
-        <w:t>리포트가 인쇄하는 “남은 일은 1576칸이 아니라 1441칸이다”도 같은 이유로 과소치다. 정직한 값은 1469칸이다(1576 − 107, 107 = 부재이면서 아직 비어 있는 칸). 이 문서의 5·10절은 그 값을 쓴다.</w:t>
+        <w:t>리포트가 인쇄하는 “남은 일은 7769칸이 아니라 7537칸이다”도 같은 이유로 과소치다. 정직한 값은 7566칸이다(7769 − 203, 203 = 부재이면서 아직 비어 있는 칸). 이 문서의 5·10절은 그 값을 쓴다.</w:t>
+      </w:r>
+    </w:p>
+    <w:p>
+      <w:pPr>
+        <w:spacing w:after="80"/>
+      </w:pPr>
+      <w:r>
+        <w:rPr>
+          <w:b/>
+          <w:sz w:val="19"/>
+        </w:rPr>
+        <w:t>(나) 문서화된 method×tier 조합표가 지켜지지 않고 있고, 검사가 없다. PROPERTY_DATA_HISTORY의 “정한 규칙” 2항이 허용 조합 7개를 표로 못박고 “다른 조합이 나오면 어딘가 어긋난 것이다”라고 적는데, 현재 DB에 표 밖 조합이 831건(2.0%) 있다.</w:t>
+      </w:r>
+    </w:p>
+    <w:tbl>
+      <w:tblPr>
+        <w:tblStyle w:val="LightGrid-Accent1"/>
+        <w:tblW w:type="auto" w:w="0"/>
+        <w:jc w:val="center"/>
+        <w:tblLook w:firstColumn="1" w:firstRow="1" w:lastColumn="0" w:lastRow="0" w:noHBand="0" w:noVBand="1" w:val="04A0"/>
+      </w:tblPr>
+      <w:tblGrid>
+        <w:gridCol w:w="2880"/>
+        <w:gridCol w:w="2880"/>
+        <w:gridCol w:w="2880"/>
+      </w:tblGrid>
+      <w:tr>
+        <w:tc>
+          <w:tcPr>
+            <w:tcW w:type="dxa" w:w="2880"/>
+          </w:tcPr>
+          <w:p>
+            <w:r/>
+            <w:r>
+              <w:rPr>
+                <w:b/>
+                <w:sz w:val="17"/>
+              </w:rPr>
+              <w:t>조합</w:t>
+            </w:r>
+          </w:p>
+        </w:tc>
+        <w:tc>
+          <w:tcPr>
+            <w:tcW w:type="dxa" w:w="2880"/>
+          </w:tcPr>
+          <w:p>
+            <w:r/>
+            <w:r>
+              <w:rPr>
+                <w:b/>
+                <w:sz w:val="17"/>
+              </w:rPr>
+              <w:t>건수</w:t>
+            </w:r>
+          </w:p>
+        </w:tc>
+        <w:tc>
+          <w:tcPr>
+            <w:tcW w:type="dxa" w:w="2880"/>
+          </w:tcPr>
+          <w:p>
+            <w:r/>
+            <w:r>
+              <w:rPr>
+                <w:b/>
+                <w:sz w:val="17"/>
+              </w:rPr>
+              <w:t>살펴본 결과</w:t>
+            </w:r>
+          </w:p>
+        </w:tc>
+      </w:tr>
+      <w:tr>
+        <w:tc>
+          <w:tcPr>
+            <w:tcW w:type="dxa" w:w="2880"/>
+          </w:tcPr>
+          <w:p>
+            <w:r/>
+            <w:r>
+              <w:rPr>
+                <w:sz w:val="15"/>
+              </w:rPr>
+              <w:t>digitized @ tier1</w:t>
+            </w:r>
+          </w:p>
+        </w:tc>
+        <w:tc>
+          <w:tcPr>
+            <w:tcW w:type="dxa" w:w="2880"/>
+          </w:tcPr>
+          <w:p>
+            <w:r/>
+            <w:r>
+              <w:rPr>
+                <w:sz w:val="15"/>
+              </w:rPr>
+              <w:t>544</w:t>
+            </w:r>
+          </w:p>
+        </w:tc>
+        <w:tc>
+          <w:tcPr>
+            <w:tcW w:type="dxa" w:w="2880"/>
+          </w:tcPr>
+          <w:p>
+            <w:r/>
+            <w:r>
+              <w:rPr>
+                <w:sz w:val="15"/>
+              </w:rPr>
+              <w:t>—</w:t>
+            </w:r>
+          </w:p>
+        </w:tc>
+      </w:tr>
+      <w:tr>
+        <w:tc>
+          <w:tcPr>
+            <w:tcW w:type="dxa" w:w="2880"/>
+          </w:tcPr>
+          <w:p>
+            <w:r/>
+            <w:r>
+              <w:rPr>
+                <w:sz w:val="15"/>
+              </w:rPr>
+              <w:t>digitized @ tier3</w:t>
+            </w:r>
+          </w:p>
+        </w:tc>
+        <w:tc>
+          <w:tcPr>
+            <w:tcW w:type="dxa" w:w="2880"/>
+          </w:tcPr>
+          <w:p>
+            <w:r/>
+            <w:r>
+              <w:rPr>
+                <w:sz w:val="15"/>
+              </w:rPr>
+              <w:t>282</w:t>
+            </w:r>
+          </w:p>
+        </w:tc>
+        <w:tc>
+          <w:tcPr>
+            <w:tcW w:type="dxa" w:w="2880"/>
+          </w:tcPr>
+          <w:p>
+            <w:r/>
+            <w:r>
+              <w:rPr>
+                <w:sz w:val="15"/>
+              </w:rPr>
+              <w:t>—</w:t>
+            </w:r>
+          </w:p>
+        </w:tc>
+      </w:tr>
+      <w:tr>
+        <w:tc>
+          <w:tcPr>
+            <w:tcW w:type="dxa" w:w="2880"/>
+          </w:tcPr>
+          <w:p>
+            <w:r/>
+            <w:r>
+              <w:rPr>
+                <w:sz w:val="15"/>
+              </w:rPr>
+              <w:t>estimated @ tier3</w:t>
+            </w:r>
+          </w:p>
+        </w:tc>
+        <w:tc>
+          <w:tcPr>
+            <w:tcW w:type="dxa" w:w="2880"/>
+          </w:tcPr>
+          <w:p>
+            <w:r/>
+            <w:r>
+              <w:rPr>
+                <w:sz w:val="15"/>
+              </w:rPr>
+              <w:t>4</w:t>
+            </w:r>
+          </w:p>
+        </w:tc>
+        <w:tc>
+          <w:tcPr>
+            <w:tcW w:type="dxa" w:w="2880"/>
+          </w:tcPr>
+          <w:p>
+            <w:r/>
+            <w:r>
+              <w:rPr>
+                <w:sz w:val="15"/>
+              </w:rPr>
+              <w:t>계열 대입인데 tier3</w:t>
+            </w:r>
+          </w:p>
+        </w:tc>
+      </w:tr>
+      <w:tr>
+        <w:tc>
+          <w:tcPr>
+            <w:tcW w:type="dxa" w:w="2880"/>
+          </w:tcPr>
+          <w:p>
+            <w:r/>
+            <w:r>
+              <w:rPr>
+                <w:sz w:val="15"/>
+              </w:rPr>
+              <w:t>estimated @ tier2</w:t>
+            </w:r>
+          </w:p>
+        </w:tc>
+        <w:tc>
+          <w:tcPr>
+            <w:tcW w:type="dxa" w:w="2880"/>
+          </w:tcPr>
+          <w:p>
+            <w:r/>
+            <w:r>
+              <w:rPr>
+                <w:sz w:val="15"/>
+              </w:rPr>
+              <w:t>1</w:t>
+            </w:r>
+          </w:p>
+        </w:tc>
+        <w:tc>
+          <w:tcPr>
+            <w:tcW w:type="dxa" w:w="2880"/>
+          </w:tcPr>
+          <w:p>
+            <w:r/>
+            <w:r>
+              <w:rPr>
+                <w:sz w:val="15"/>
+              </w:rPr>
+              <w:t>—</w:t>
+            </w:r>
+          </w:p>
+        </w:tc>
+      </w:tr>
+    </w:tbl>
+    <w:p/>
+    <w:p>
+      <w:pPr>
+        <w:spacing w:after="80"/>
+      </w:pPr>
+      <w:r>
+        <w:rPr>
+          <w:b/>
+          <w:sz w:val="19"/>
+        </w:rPr>
+        <w:t>특히 estimated @ tier1은 2절에서 설명한 자동 대체 장치를 정면으로 무력화한다. 이 행들은 assumption 표지도 없어 기존 무결성 검사 2항목에 걸리지 않는다. integrity_check.py에 method×tier 조합 검사를 추가할 것을 권한다.</w:t>
       </w:r>
     </w:p>
     <w:p>
@@ -14248,7 +14717,7 @@
               <w:rPr>
                 <w:sz w:val="15"/>
               </w:rPr>
-              <w:t>물성 정의 184종</w:t>
+              <w:t>물성 정의 264종</w:t>
             </w:r>
           </w:p>
         </w:tc>
